--- a/lab-c/PTW-LC-250A-barczyk-jakub.docx
+++ b/lab-c/PTW-LC-250A-barczyk-jakub.docx
@@ -18,8 +18,8 @@
         <w:tblLook w:val="04a0" w:noVBand="1" w:noHBand="0" w:lastColumn="0" w:firstColumn="1" w:lastRow="0" w:firstRow="1"/>
       </w:tblPr>
       <w:tblGrid>
-        <w:gridCol w:w="1695"/>
-        <w:gridCol w:w="4254"/>
+        <w:gridCol w:w="1694"/>
+        <w:gridCol w:w="4255"/>
         <w:gridCol w:w="4507"/>
       </w:tblGrid>
       <w:tr>
@@ -28,7 +28,7 @@
         </w:trPr>
         <w:tc>
           <w:tcPr>
-            <w:tcW w:w="1695" w:type="dxa"/>
+            <w:tcW w:w="1694" w:type="dxa"/>
             <w:vMerge w:val="restart"/>
             <w:tcBorders>
               <w:top w:val="single" w:sz="4" w:space="0" w:color="D9D9D9"/>
@@ -43,6 +43,7 @@
             <w:pPr>
               <w:pStyle w:val="Normal"/>
               <w:widowControl/>
+              <w:suppressAutoHyphens w:val="true"/>
               <w:spacing w:lineRule="auto" w:line="240" w:before="0" w:after="0"/>
               <w:jc w:val="center"/>
               <w:rPr>
@@ -127,7 +128,7 @@
         </w:tc>
         <w:tc>
           <w:tcPr>
-            <w:tcW w:w="4254" w:type="dxa"/>
+            <w:tcW w:w="4255" w:type="dxa"/>
             <w:vMerge w:val="restart"/>
             <w:tcBorders>
               <w:top w:val="single" w:sz="4" w:space="0" w:color="D9D9D9"/>
@@ -141,6 +142,7 @@
             <w:pPr>
               <w:pStyle w:val="Normal"/>
               <w:widowControl/>
+              <w:suppressAutoHyphens w:val="true"/>
               <w:spacing w:lineRule="auto" w:line="240" w:before="0" w:after="0"/>
               <w:jc w:val="center"/>
               <w:rPr>
@@ -264,6 +266,7 @@
             <w:pPr>
               <w:pStyle w:val="Normal"/>
               <w:widowControl/>
+              <w:suppressAutoHyphens w:val="true"/>
               <w:spacing w:lineRule="auto" w:line="240" w:before="0" w:after="0"/>
               <w:jc w:val="center"/>
               <w:rPr>
@@ -335,6 +338,7 @@
             <w:pPr>
               <w:pStyle w:val="Normal"/>
               <w:widowControl/>
+              <w:suppressAutoHyphens w:val="true"/>
               <w:spacing w:lineRule="auto" w:line="240" w:before="0" w:after="0"/>
               <w:jc w:val="center"/>
               <w:rPr>
@@ -418,6 +422,7 @@
             <w:pPr>
               <w:pStyle w:val="Normal"/>
               <w:widowControl/>
+              <w:suppressAutoHyphens w:val="true"/>
               <w:spacing w:lineRule="auto" w:line="240" w:before="0" w:after="0"/>
               <w:jc w:val="end"/>
               <w:rPr>
@@ -507,7 +512,7 @@
         </w:trPr>
         <w:tc>
           <w:tcPr>
-            <w:tcW w:w="1695" w:type="dxa"/>
+            <w:tcW w:w="1694" w:type="dxa"/>
             <w:vMerge w:val="continue"/>
             <w:tcBorders>
               <w:top w:val="single" w:sz="4" w:space="0" w:color="D9D9D9"/>
@@ -522,6 +527,7 @@
             <w:pPr>
               <w:pStyle w:val="Normal"/>
               <w:widowControl/>
+              <w:suppressAutoHyphens w:val="true"/>
               <w:spacing w:lineRule="auto" w:line="240" w:before="0" w:after="0"/>
               <w:jc w:val="center"/>
               <w:rPr>
@@ -534,20 +540,18 @@
             </w:pPr>
             <w:r>
               <w:rPr>
-                <w:rFonts w:eastAsia="Calibri" w:cs="Arial"/>
                 <w:b/>
                 <w:bCs/>
-                <w:kern w:val="2"/>
                 <w:sz w:val="48"/>
                 <w:szCs w:val="48"/>
-                <w:lang w:val="pl-PL" w:eastAsia="en-US" w:bidi="ar-SA"/>
+                <w:lang w:val="pl-PL"/>
               </w:rPr>
             </w:r>
           </w:p>
         </w:tc>
         <w:tc>
           <w:tcPr>
-            <w:tcW w:w="4254" w:type="dxa"/>
+            <w:tcW w:w="4255" w:type="dxa"/>
             <w:vMerge w:val="continue"/>
             <w:tcBorders>
               <w:top w:val="single" w:sz="4" w:space="0" w:color="D9D9D9"/>
@@ -561,6 +565,7 @@
             <w:pPr>
               <w:pStyle w:val="Normal"/>
               <w:widowControl/>
+              <w:suppressAutoHyphens w:val="true"/>
               <w:spacing w:lineRule="auto" w:line="240" w:before="0" w:after="0"/>
               <w:jc w:val="center"/>
               <w:rPr>
@@ -571,11 +576,9 @@
             </w:pPr>
             <w:r>
               <w:rPr>
-                <w:rFonts w:eastAsia="Calibri" w:cs="Arial"/>
-                <w:kern w:val="2"/>
                 <w:sz w:val="28"/>
                 <w:szCs w:val="28"/>
-                <w:lang w:val="pl-PL" w:eastAsia="en-US" w:bidi="ar-SA"/>
+                <w:lang w:val="pl-PL"/>
               </w:rPr>
             </w:r>
           </w:p>
@@ -595,6 +598,7 @@
             <w:pPr>
               <w:pStyle w:val="Normal"/>
               <w:widowControl/>
+              <w:suppressAutoHyphens w:val="true"/>
               <w:spacing w:lineRule="auto" w:line="240" w:before="0" w:after="0"/>
               <w:jc w:val="start"/>
               <w:rPr>
@@ -603,11 +607,7 @@
             </w:pPr>
             <w:r>
               <w:rPr>
-                <w:rFonts w:eastAsia="Calibri" w:cs="Arial"/>
-                <w:kern w:val="2"/>
-                <w:sz w:val="22"/>
-                <w:szCs w:val="22"/>
-                <w:lang w:val="pl-PL" w:eastAsia="en-US" w:bidi="ar-SA"/>
+                <w:lang w:val="pl-PL"/>
               </w:rPr>
             </w:r>
           </w:p>
@@ -619,7 +619,7 @@
         </w:trPr>
         <w:tc>
           <w:tcPr>
-            <w:tcW w:w="1695" w:type="dxa"/>
+            <w:tcW w:w="1694" w:type="dxa"/>
             <w:tcBorders>
               <w:top w:val="single" w:sz="4" w:space="0" w:color="D9D9D9"/>
               <w:start w:val="single" w:sz="4" w:space="0" w:color="D9D9D9"/>
@@ -632,6 +632,7 @@
             <w:pPr>
               <w:pStyle w:val="Normal"/>
               <w:widowControl/>
+              <w:suppressAutoHyphens w:val="true"/>
               <w:spacing w:lineRule="auto" w:line="240" w:before="0" w:after="0"/>
               <w:jc w:val="center"/>
               <w:rPr>
@@ -704,7 +705,7 @@
         </w:tc>
         <w:tc>
           <w:tcPr>
-            <w:tcW w:w="4254" w:type="dxa"/>
+            <w:tcW w:w="4255" w:type="dxa"/>
             <w:vMerge w:val="continue"/>
             <w:tcBorders>
               <w:top w:val="single" w:sz="4" w:space="0" w:color="D9D9D9"/>
@@ -717,6 +718,7 @@
             <w:pPr>
               <w:pStyle w:val="Normal"/>
               <w:widowControl/>
+              <w:suppressAutoHyphens w:val="true"/>
               <w:spacing w:lineRule="auto" w:line="240" w:before="0" w:after="0"/>
               <w:jc w:val="start"/>
               <w:rPr>
@@ -725,11 +727,7 @@
             </w:pPr>
             <w:r>
               <w:rPr>
-                <w:rFonts w:eastAsia="Calibri" w:cs="Arial"/>
-                <w:kern w:val="2"/>
-                <w:sz w:val="22"/>
-                <w:szCs w:val="22"/>
-                <w:lang w:val="pl-PL" w:eastAsia="en-US" w:bidi="ar-SA"/>
+                <w:lang w:val="pl-PL"/>
               </w:rPr>
             </w:r>
           </w:p>
@@ -749,6 +747,7 @@
             <w:pPr>
               <w:pStyle w:val="Normal"/>
               <w:widowControl/>
+              <w:suppressAutoHyphens w:val="true"/>
               <w:spacing w:lineRule="auto" w:line="240" w:before="0" w:after="0"/>
               <w:jc w:val="start"/>
               <w:rPr>
@@ -757,11 +756,7 @@
             </w:pPr>
             <w:r>
               <w:rPr>
-                <w:rFonts w:eastAsia="Calibri" w:cs="Arial"/>
-                <w:kern w:val="2"/>
-                <w:sz w:val="22"/>
-                <w:szCs w:val="22"/>
-                <w:lang w:val="pl-PL" w:eastAsia="en-US" w:bidi="ar-SA"/>
+                <w:lang w:val="pl-PL"/>
               </w:rPr>
             </w:r>
           </w:p>
@@ -826,6 +821,7 @@
           <w:r>
             <w:rPr>
               <w:rStyle w:val="IndexLink"/>
+              <w:vanish w:val="false"/>
               <w:webHidden/>
               <w:lang w:val="pl-PL"/>
             </w:rPr>
@@ -834,6 +830,7 @@
           <w:r>
             <w:rPr>
               <w:rStyle w:val="IndexLink"/>
+              <w:vanish w:val="false"/>
               <w:webHidden/>
               <w:lang w:val="pl-PL"/>
             </w:rPr>
@@ -843,6 +840,7 @@
             <w:r>
               <w:rPr>
                 <w:rStyle w:val="IndexLink"/>
+                <w:vanish w:val="false"/>
                 <w:webHidden/>
                 <w:lang w:val="pl-PL"/>
               </w:rPr>
@@ -900,6 +898,7 @@
             <w:r>
               <w:rPr>
                 <w:rStyle w:val="IndexLink"/>
+                <w:vanish w:val="false"/>
                 <w:webHidden/>
                 <w:lang w:val="pl-PL"/>
               </w:rPr>
@@ -957,6 +956,7 @@
             <w:r>
               <w:rPr>
                 <w:rStyle w:val="IndexLink"/>
+                <w:vanish w:val="false"/>
                 <w:webHidden/>
                 <w:lang w:val="pl-PL"/>
               </w:rPr>
@@ -1014,6 +1014,7 @@
             <w:r>
               <w:rPr>
                 <w:rStyle w:val="IndexLink"/>
+                <w:vanish w:val="false"/>
                 <w:webHidden/>
                 <w:lang w:val="pl-PL"/>
               </w:rPr>
@@ -1071,6 +1072,7 @@
             <w:r>
               <w:rPr>
                 <w:rStyle w:val="IndexLink"/>
+                <w:vanish w:val="false"/>
                 <w:webHidden/>
                 <w:lang w:val="pl-PL"/>
               </w:rPr>
@@ -1128,6 +1130,7 @@
             <w:r>
               <w:rPr>
                 <w:rStyle w:val="IndexLink"/>
+                <w:vanish w:val="false"/>
                 <w:webHidden/>
                 <w:lang w:val="pl-PL"/>
               </w:rPr>
@@ -1184,13 +1187,6 @@
           <w:hyperlink w:anchor="_Toc223385950">
             <w:r>
               <w:rPr>
-                <w:rStyle w:val="IndexLink"/>
-                <w:webHidden/>
-              </w:rPr>
-              <w:t>Commit projektu do GIT</w:t>
-            </w:r>
-            <w:r>
-              <w:rPr>
                 <w:webHidden/>
               </w:rPr>
               <w:fldChar w:fldCharType="begin"/>
@@ -1211,7 +1207,9 @@
               <w:rPr>
                 <w:rStyle w:val="IndexLink"/>
                 <w:vanish w:val="false"/>
-              </w:rPr>
+                <w:webHidden/>
+              </w:rPr>
+              <w:t>Commit projektu do GIT</w:t>
               <w:tab/>
               <w:t>5</w:t>
             </w:r>
@@ -1241,6 +1239,7 @@
             <w:r>
               <w:rPr>
                 <w:rStyle w:val="IndexLink"/>
+                <w:vanish w:val="false"/>
                 <w:webHidden/>
                 <w:lang w:val="pl-PL"/>
               </w:rPr>
@@ -1332,8 +1331,7 @@
           <w:lang w:val="pl-PL"/>
         </w:rPr>
       </w:pPr>
-      <w:bookmarkStart w:id="3" w:name="_Hlk115208234"/>
-      <w:bookmarkStart w:id="4" w:name="_Toc146283465"/>
+      <w:bookmarkStart w:id="3" w:name="_Hlk115208234_Copy_1"/>
       <w:bookmarkEnd w:id="3"/>
       <w:r>
         <w:rPr>
@@ -1449,16 +1447,16 @@
           <w:lang w:val="pl-PL"/>
         </w:rPr>
       </w:pPr>
+      <w:bookmarkStart w:id="4" w:name="_Toc223385946"/>
       <w:bookmarkStart w:id="5" w:name="_Toc146283465"/>
-      <w:bookmarkStart w:id="6" w:name="_Toc223385946"/>
       <w:r>
         <w:rPr>
           <w:lang w:val="pl-PL"/>
         </w:rPr>
         <w:t>Rozpoczęcie</w:t>
       </w:r>
+      <w:bookmarkEnd w:id="4"/>
       <w:bookmarkEnd w:id="5"/>
-      <w:bookmarkEnd w:id="6"/>
     </w:p>
     <w:p>
       <w:pPr>
@@ -1499,17 +1497,17 @@
           <w:lang w:val="pl-PL"/>
         </w:rPr>
       </w:pPr>
+      <w:bookmarkStart w:id="6" w:name="_Toc146283466"/>
       <w:bookmarkStart w:id="7" w:name="_Toc223385947"/>
-      <w:bookmarkStart w:id="8" w:name="_Toc146283466"/>
       <w:r>
         <w:rPr>
           <w:lang w:val="pl-PL"/>
         </w:rPr>
         <w:t>Uwaga</w:t>
       </w:r>
-      <w:bookmarkStart w:id="9" w:name="_Toc223385948"/>
+      <w:bookmarkStart w:id="8" w:name="_Toc223385948"/>
+      <w:bookmarkEnd w:id="6"/>
       <w:bookmarkEnd w:id="7"/>
-      <w:bookmarkEnd w:id="8"/>
     </w:p>
     <w:p>
       <w:pPr>
@@ -1543,7 +1541,7 @@
         </w:rPr>
         <w:t>Wymagania</w:t>
       </w:r>
-      <w:bookmarkEnd w:id="9"/>
+      <w:bookmarkEnd w:id="8"/>
       <w:r>
         <w:rPr>
           <w:lang w:val="pl-PL"/>
@@ -1922,14 +1920,14 @@
           <w:lang w:val="pl-PL"/>
         </w:rPr>
       </w:pPr>
-      <w:bookmarkStart w:id="10" w:name="_Toc223385949"/>
+      <w:bookmarkStart w:id="9" w:name="_Toc223385949"/>
       <w:r>
         <w:rPr>
           <w:lang w:val="pl-PL"/>
         </w:rPr>
         <w:t>Implementacja</w:t>
       </w:r>
-      <w:bookmarkEnd w:id="10"/>
+      <w:bookmarkEnd w:id="9"/>
     </w:p>
     <w:p>
       <w:pPr>
@@ -2008,31 +2006,22 @@
       </w:pPr>
       <w:r>
         <w:rPr/>
-        <w:t>Wstaw zrzut ekranu zawierającego stronę ze wszystkimi elementami, tj. okno dynamicznej mapy, przycisk „Moja lokalizacja”, przycisk „Pobierz mapę”, przestrzeń z rozsypanymi puzzlami, przestrzeń do układania puzzli. Wygląd może być odmienny od zaprezentowanego na wideo:</w:t>
-      </w:r>
-    </w:p>
-    <w:p>
-      <w:pPr>
-        <w:pStyle w:val="Zadanie"/>
-        <w:rPr/>
-      </w:pPr>
-      <w:r>
-        <w:rPr/>
-      </w:r>
-    </w:p>
-    <w:p>
-      <w:pPr>
-        <w:pStyle w:val="Zadanie"/>
-        <w:jc w:val="center"/>
-        <w:rPr/>
-      </w:pPr>
-      <w:r>
-        <w:rPr/>
+        <w:t>Wstaw zrzut ekranu zawierającego stronę ze wszystkimi elementami, tj. okno dynamicznej mapy, przycisk „Moja lokalizacja”, przycisk „Pobierz mapę”, przestrzeń z rozsy</w:t>
+      </w:r>
+      <w:r>
         <w:drawing>
-          <wp:inline distT="0" distB="0" distL="0" distR="0">
-            <wp:extent cx="899795" cy="899795"/>
+          <wp:anchor distT="0" distB="0" distL="0" distR="0" simplePos="0" relativeHeight="8" behindDoc="0" locked="0" layoutInCell="0" allowOverlap="1">
+            <wp:simplePos x="0" y="0"/>
+            <wp:positionH relativeFrom="column">
+              <wp:posOffset>4221480</wp:posOffset>
+            </wp:positionH>
+            <wp:positionV relativeFrom="paragraph">
+              <wp:posOffset>233680</wp:posOffset>
+            </wp:positionV>
+            <wp:extent cx="1102360" cy="1381760"/>
             <wp:effectExtent l="0" t="0" r="0" b="0"/>
-            <wp:docPr id="1" name="Obraz 752665118" descr="Obraz zawierający biały, design&#10;&#10;Zawartość wygenerowana przez AI może być niepoprawna."/>
+            <wp:wrapSquare wrapText="largest"/>
+            <wp:docPr id="1" name="Image1"/>
             <wp:cNvGraphicFramePr>
               <a:graphicFrameLocks xmlns:a="http://schemas.openxmlformats.org/drawingml/2006/main" noChangeAspect="1"/>
             </wp:cNvGraphicFramePr>
@@ -2040,7 +2029,7 @@
               <a:graphicData uri="http://schemas.openxmlformats.org/drawingml/2006/picture">
                 <pic:pic xmlns:pic="http://schemas.openxmlformats.org/drawingml/2006/picture">
                   <pic:nvPicPr>
-                    <pic:cNvPr id="1" name="Obraz 752665118" descr="Obraz zawierający biały, design&#10;&#10;Zawartość wygenerowana przez AI może być niepoprawna."/>
+                    <pic:cNvPr id="1" name="Image1"/>
                     <pic:cNvPicPr>
                       <a:picLocks noChangeAspect="1" noChangeArrowheads="1"/>
                     </pic:cNvPicPr>
@@ -2054,7 +2043,7 @@
                   <pic:spPr bwMode="auto">
                     <a:xfrm>
                       <a:off x="0" y="0"/>
-                      <a:ext cx="899795" cy="899795"/>
+                      <a:ext cx="1102360" cy="1381760"/>
                     </a:xfrm>
                     <a:prstGeom prst="rect">
                       <a:avLst/>
@@ -2064,8 +2053,31 @@
                 </pic:pic>
               </a:graphicData>
             </a:graphic>
-          </wp:inline>
+          </wp:anchor>
         </w:drawing>
+      </w:r>
+      <w:r>
+        <w:rPr/>
+        <w:t>panymi puzzlami, przestrzeń do układania puzzli. Wygląd może być odmienny od zaprezentowanego na wideo:</w:t>
+      </w:r>
+    </w:p>
+    <w:p>
+      <w:pPr>
+        <w:pStyle w:val="Zadanie"/>
+        <w:rPr/>
+      </w:pPr>
+      <w:r>
+        <w:rPr/>
+      </w:r>
+    </w:p>
+    <w:p>
+      <w:pPr>
+        <w:pStyle w:val="Zadanie"/>
+        <w:jc w:val="center"/>
+        <w:rPr/>
+      </w:pPr>
+      <w:r>
+        <w:rPr/>
       </w:r>
     </w:p>
     <w:p>
@@ -2093,8 +2105,8 @@
         <w:tblLook w:val="04a0" w:noVBand="1" w:noHBand="0" w:lastColumn="0" w:firstColumn="1" w:lastRow="0" w:firstRow="1"/>
       </w:tblPr>
       <w:tblGrid>
-        <w:gridCol w:w="8195"/>
-        <w:gridCol w:w="1135"/>
+        <w:gridCol w:w="8194"/>
+        <w:gridCol w:w="1136"/>
         <w:gridCol w:w="1136"/>
       </w:tblGrid>
       <w:tr>
@@ -2103,7 +2115,7 @@
         </w:trPr>
         <w:tc>
           <w:tcPr>
-            <w:tcW w:w="8195" w:type="dxa"/>
+            <w:tcW w:w="8194" w:type="dxa"/>
             <w:tcBorders/>
             <w:vAlign w:val="center"/>
           </w:tcPr>
@@ -2111,6 +2123,7 @@
             <w:pPr>
               <w:pStyle w:val="PunktyTabela"/>
               <w:widowControl/>
+              <w:suppressAutoHyphens w:val="true"/>
               <w:spacing w:before="0" w:after="0"/>
               <w:jc w:val="start"/>
               <w:rPr>
@@ -2130,38 +2143,6 @@
                 <w:lang w:eastAsia="en-US" w:bidi="ar-SA"/>
               </w:rPr>
               <w:t>Punkty:</w:t>
-            </w:r>
-          </w:p>
-        </w:tc>
-        <w:tc>
-          <w:tcPr>
-            <w:tcW w:w="1135" w:type="dxa"/>
-            <w:tcBorders/>
-            <w:vAlign w:val="center"/>
-          </w:tcPr>
-          <w:p>
-            <w:pPr>
-              <w:pStyle w:val="PunktyTabela"/>
-              <w:widowControl/>
-              <w:spacing w:before="0" w:after="0"/>
-              <w:jc w:val="center"/>
-              <w:rPr>
-                <w:rFonts w:ascii="Calibri" w:hAnsi="Calibri" w:eastAsia="Calibri" w:cs="Arial"/>
-                <w:kern w:val="2"/>
-                <w:sz w:val="22"/>
-                <w:szCs w:val="22"/>
-                <w:lang w:eastAsia="en-US" w:bidi="ar-SA"/>
-              </w:rPr>
-            </w:pPr>
-            <w:r>
-              <w:rPr>
-                <w:rFonts w:eastAsia="Calibri" w:cs="Arial"/>
-                <w:kern w:val="2"/>
-                <w:sz w:val="22"/>
-                <w:szCs w:val="22"/>
-                <w:lang w:eastAsia="en-US" w:bidi="ar-SA"/>
-              </w:rPr>
-              <w:t>0</w:t>
             </w:r>
           </w:p>
         </w:tc>
@@ -2175,6 +2156,40 @@
             <w:pPr>
               <w:pStyle w:val="PunktyTabela"/>
               <w:widowControl/>
+              <w:suppressAutoHyphens w:val="true"/>
+              <w:spacing w:before="0" w:after="0"/>
+              <w:jc w:val="center"/>
+              <w:rPr>
+                <w:rFonts w:ascii="Calibri" w:hAnsi="Calibri" w:eastAsia="Calibri" w:cs="Arial"/>
+                <w:kern w:val="2"/>
+                <w:sz w:val="22"/>
+                <w:szCs w:val="22"/>
+                <w:lang w:eastAsia="en-US" w:bidi="ar-SA"/>
+              </w:rPr>
+            </w:pPr>
+            <w:r>
+              <w:rPr>
+                <w:rFonts w:eastAsia="Calibri" w:cs="Arial"/>
+                <w:kern w:val="2"/>
+                <w:sz w:val="22"/>
+                <w:szCs w:val="22"/>
+                <w:lang w:eastAsia="en-US" w:bidi="ar-SA"/>
+              </w:rPr>
+              <w:t>0</w:t>
+            </w:r>
+          </w:p>
+        </w:tc>
+        <w:tc>
+          <w:tcPr>
+            <w:tcW w:w="1136" w:type="dxa"/>
+            <w:tcBorders/>
+            <w:vAlign w:val="center"/>
+          </w:tcPr>
+          <w:p>
+            <w:pPr>
+              <w:pStyle w:val="PunktyTabela"/>
+              <w:widowControl/>
+              <w:suppressAutoHyphens w:val="true"/>
               <w:spacing w:before="0" w:after="0"/>
               <w:jc w:val="center"/>
               <w:rPr>
@@ -2219,32 +2234,19 @@
       </w:pPr>
       <w:r>
         <w:rPr/>
-        <w:t>Wstaw zrzuty ekranu z:</w:t>
-      </w:r>
-    </w:p>
-    <w:p>
-      <w:pPr>
-        <w:pStyle w:val="Zadanie"/>
-        <w:rPr/>
-      </w:pPr>
-      <w:r>
-        <w:rPr/>
-        <w:t>załadowaną dynamiczną mapą:</w:t>
-      </w:r>
-    </w:p>
-    <w:p>
-      <w:pPr>
-        <w:pStyle w:val="Zadanie"/>
-        <w:jc w:val="center"/>
-        <w:rPr/>
-      </w:pPr>
-      <w:r>
-        <w:rPr/>
         <w:drawing>
-          <wp:inline distT="0" distB="0" distL="0" distR="0">
-            <wp:extent cx="899795" cy="899795"/>
+          <wp:anchor distT="0" distB="0" distL="0" distR="0" simplePos="0" relativeHeight="9" behindDoc="0" locked="0" layoutInCell="0" allowOverlap="1">
+            <wp:simplePos x="0" y="0"/>
+            <wp:positionH relativeFrom="column">
+              <wp:posOffset>2870200</wp:posOffset>
+            </wp:positionH>
+            <wp:positionV relativeFrom="paragraph">
+              <wp:posOffset>163195</wp:posOffset>
+            </wp:positionV>
+            <wp:extent cx="1102360" cy="1381760"/>
             <wp:effectExtent l="0" t="0" r="0" b="0"/>
-            <wp:docPr id="2" name="Obraz 879684710" descr="Obraz zawierający biały, design&#10;&#10;Zawartość wygenerowana przez AI może być niepoprawna."/>
+            <wp:wrapSquare wrapText="largest"/>
+            <wp:docPr id="2" name="Image1 Copy 1"/>
             <wp:cNvGraphicFramePr>
               <a:graphicFrameLocks xmlns:a="http://schemas.openxmlformats.org/drawingml/2006/main" noChangeAspect="1"/>
             </wp:cNvGraphicFramePr>
@@ -2252,7 +2254,7 @@
               <a:graphicData uri="http://schemas.openxmlformats.org/drawingml/2006/picture">
                 <pic:pic xmlns:pic="http://schemas.openxmlformats.org/drawingml/2006/picture">
                   <pic:nvPicPr>
-                    <pic:cNvPr id="2" name="Obraz 879684710" descr="Obraz zawierający biały, design&#10;&#10;Zawartość wygenerowana przez AI może być niepoprawna."/>
+                    <pic:cNvPr id="2" name="Image1 Copy 1"/>
                     <pic:cNvPicPr>
                       <a:picLocks noChangeAspect="1" noChangeArrowheads="1"/>
                     </pic:cNvPicPr>
@@ -2266,7 +2268,7 @@
                   <pic:spPr bwMode="auto">
                     <a:xfrm>
                       <a:off x="0" y="0"/>
-                      <a:ext cx="899795" cy="899795"/>
+                      <a:ext cx="1102360" cy="1381760"/>
                     </a:xfrm>
                     <a:prstGeom prst="rect">
                       <a:avLst/>
@@ -2276,33 +2278,21 @@
                 </pic:pic>
               </a:graphicData>
             </a:graphic>
-          </wp:inline>
+          </wp:anchor>
         </w:drawing>
-      </w:r>
-    </w:p>
-    <w:p>
-      <w:pPr>
-        <w:pStyle w:val="Zadanie"/>
-        <w:rPr/>
-      </w:pPr>
-      <w:r>
-        <w:rPr/>
-        <w:t>inną lokalizacją na mapie:</w:t>
-      </w:r>
-    </w:p>
-    <w:p>
-      <w:pPr>
-        <w:pStyle w:val="Zadanie"/>
-        <w:jc w:val="center"/>
-        <w:rPr/>
-      </w:pPr>
-      <w:r>
-        <w:rPr/>
         <w:drawing>
-          <wp:inline distT="0" distB="0" distL="0" distR="0">
-            <wp:extent cx="899795" cy="899795"/>
+          <wp:anchor distT="0" distB="0" distL="0" distR="0" simplePos="0" relativeHeight="10" behindDoc="0" locked="0" layoutInCell="0" allowOverlap="1">
+            <wp:simplePos x="0" y="0"/>
+            <wp:positionH relativeFrom="column">
+              <wp:posOffset>4018915</wp:posOffset>
+            </wp:positionH>
+            <wp:positionV relativeFrom="paragraph">
+              <wp:posOffset>250190</wp:posOffset>
+            </wp:positionV>
+            <wp:extent cx="1179830" cy="1280160"/>
             <wp:effectExtent l="0" t="0" r="0" b="0"/>
-            <wp:docPr id="3" name="Obraz 1822287701" descr="Obraz zawierający biały, design&#10;&#10;Zawartość wygenerowana przez AI może być niepoprawna."/>
+            <wp:wrapSquare wrapText="largest"/>
+            <wp:docPr id="3" name="Image2"/>
             <wp:cNvGraphicFramePr>
               <a:graphicFrameLocks xmlns:a="http://schemas.openxmlformats.org/drawingml/2006/main" noChangeAspect="1"/>
             </wp:cNvGraphicFramePr>
@@ -2310,7 +2300,7 @@
               <a:graphicData uri="http://schemas.openxmlformats.org/drawingml/2006/picture">
                 <pic:pic xmlns:pic="http://schemas.openxmlformats.org/drawingml/2006/picture">
                   <pic:nvPicPr>
-                    <pic:cNvPr id="3" name="Obraz 1822287701" descr="Obraz zawierający biały, design&#10;&#10;Zawartość wygenerowana przez AI może być niepoprawna."/>
+                    <pic:cNvPr id="3" name="Image2"/>
                     <pic:cNvPicPr>
                       <a:picLocks noChangeAspect="1" noChangeArrowheads="1"/>
                     </pic:cNvPicPr>
@@ -2324,7 +2314,7 @@
                   <pic:spPr bwMode="auto">
                     <a:xfrm>
                       <a:off x="0" y="0"/>
-                      <a:ext cx="899795" cy="899795"/>
+                      <a:ext cx="1179830" cy="1280160"/>
                     </a:xfrm>
                     <a:prstGeom prst="rect">
                       <a:avLst/>
@@ -2334,33 +2324,21 @@
                 </pic:pic>
               </a:graphicData>
             </a:graphic>
-          </wp:inline>
+          </wp:anchor>
         </w:drawing>
-      </w:r>
-    </w:p>
-    <w:p>
-      <w:pPr>
-        <w:pStyle w:val="Zadanie"/>
-        <w:rPr/>
-      </w:pPr>
-      <w:r>
-        <w:rPr/>
-        <w:t>innym przybliżeniem mapy:</w:t>
-      </w:r>
-    </w:p>
-    <w:p>
-      <w:pPr>
-        <w:pStyle w:val="Zadanie"/>
-        <w:jc w:val="center"/>
-        <w:rPr/>
-      </w:pPr>
-      <w:r>
-        <w:rPr/>
         <w:drawing>
-          <wp:inline distT="0" distB="0" distL="0" distR="0">
-            <wp:extent cx="899795" cy="899795"/>
+          <wp:anchor distT="0" distB="0" distL="0" distR="0" simplePos="0" relativeHeight="11" behindDoc="0" locked="0" layoutInCell="0" allowOverlap="1">
+            <wp:simplePos x="0" y="0"/>
+            <wp:positionH relativeFrom="column">
+              <wp:posOffset>5278120</wp:posOffset>
+            </wp:positionH>
+            <wp:positionV relativeFrom="paragraph">
+              <wp:posOffset>311785</wp:posOffset>
+            </wp:positionV>
+            <wp:extent cx="980440" cy="1041400"/>
             <wp:effectExtent l="0" t="0" r="0" b="0"/>
-            <wp:docPr id="4" name="Obraz 321676274" descr="Obraz zawierający biały, design&#10;&#10;Zawartość wygenerowana przez AI może być niepoprawna."/>
+            <wp:wrapSquare wrapText="largest"/>
+            <wp:docPr id="4" name="Image3"/>
             <wp:cNvGraphicFramePr>
               <a:graphicFrameLocks xmlns:a="http://schemas.openxmlformats.org/drawingml/2006/main" noChangeAspect="1"/>
             </wp:cNvGraphicFramePr>
@@ -2368,7 +2346,7 @@
               <a:graphicData uri="http://schemas.openxmlformats.org/drawingml/2006/picture">
                 <pic:pic xmlns:pic="http://schemas.openxmlformats.org/drawingml/2006/picture">
                   <pic:nvPicPr>
-                    <pic:cNvPr id="4" name="Obraz 321676274" descr="Obraz zawierający biały, design&#10;&#10;Zawartość wygenerowana przez AI może być niepoprawna."/>
+                    <pic:cNvPr id="4" name="Image3"/>
                     <pic:cNvPicPr>
                       <a:picLocks noChangeAspect="1" noChangeArrowheads="1"/>
                     </pic:cNvPicPr>
@@ -2382,7 +2360,7 @@
                   <pic:spPr bwMode="auto">
                     <a:xfrm>
                       <a:off x="0" y="0"/>
-                      <a:ext cx="899795" cy="899795"/>
+                      <a:ext cx="980440" cy="1041400"/>
                     </a:xfrm>
                     <a:prstGeom prst="rect">
                       <a:avLst/>
@@ -2392,8 +2370,72 @@
                 </pic:pic>
               </a:graphicData>
             </a:graphic>
-          </wp:inline>
+          </wp:anchor>
         </w:drawing>
+      </w:r>
+      <w:r>
+        <w:rPr/>
+        <w:t>Wstaw zrzuty ekranu z:</w:t>
+      </w:r>
+    </w:p>
+    <w:p>
+      <w:pPr>
+        <w:pStyle w:val="Zadanie"/>
+        <w:rPr/>
+      </w:pPr>
+      <w:r>
+        <w:rPr/>
+        <w:t>załadowaną dynamiczną mapą:</w:t>
+      </w:r>
+    </w:p>
+    <w:p>
+      <w:pPr>
+        <w:pStyle w:val="Zadanie"/>
+        <w:jc w:val="center"/>
+        <w:rPr/>
+      </w:pPr>
+      <w:r>
+        <w:rPr/>
+      </w:r>
+    </w:p>
+    <w:p>
+      <w:pPr>
+        <w:pStyle w:val="Zadanie"/>
+        <w:rPr/>
+      </w:pPr>
+      <w:r>
+        <w:rPr/>
+        <w:t>inną lokalizacją na mapie:</w:t>
+      </w:r>
+    </w:p>
+    <w:p>
+      <w:pPr>
+        <w:pStyle w:val="Zadanie"/>
+        <w:jc w:val="center"/>
+        <w:rPr/>
+      </w:pPr>
+      <w:r>
+        <w:rPr/>
+      </w:r>
+    </w:p>
+    <w:p>
+      <w:pPr>
+        <w:pStyle w:val="Zadanie"/>
+        <w:rPr/>
+      </w:pPr>
+      <w:r>
+        <w:rPr/>
+        <w:t>innym przybliżeniem mapy:</w:t>
+      </w:r>
+    </w:p>
+    <w:p>
+      <w:pPr>
+        <w:pStyle w:val="Zadanie"/>
+        <w:jc w:val="center"/>
+        <w:rPr/>
+      </w:pPr>
+      <w:r>
+        <w:rPr/>
       </w:r>
     </w:p>
     <w:p>
@@ -2431,8 +2473,8 @@
         <w:tblLook w:val="04a0" w:noVBand="1" w:noHBand="0" w:lastColumn="0" w:firstColumn="1" w:lastRow="0" w:firstRow="1"/>
       </w:tblPr>
       <w:tblGrid>
-        <w:gridCol w:w="8195"/>
-        <w:gridCol w:w="1135"/>
+        <w:gridCol w:w="8194"/>
+        <w:gridCol w:w="1136"/>
         <w:gridCol w:w="1136"/>
       </w:tblGrid>
       <w:tr>
@@ -2441,7 +2483,7 @@
         </w:trPr>
         <w:tc>
           <w:tcPr>
-            <w:tcW w:w="8195" w:type="dxa"/>
+            <w:tcW w:w="8194" w:type="dxa"/>
             <w:tcBorders/>
             <w:vAlign w:val="center"/>
           </w:tcPr>
@@ -2449,6 +2491,7 @@
             <w:pPr>
               <w:pStyle w:val="PunktyTabela"/>
               <w:widowControl/>
+              <w:suppressAutoHyphens w:val="true"/>
               <w:spacing w:before="0" w:after="0"/>
               <w:jc w:val="start"/>
               <w:rPr>
@@ -2468,38 +2511,6 @@
                 <w:lang w:eastAsia="en-US" w:bidi="ar-SA"/>
               </w:rPr>
               <w:t>Punkty:</w:t>
-            </w:r>
-          </w:p>
-        </w:tc>
-        <w:tc>
-          <w:tcPr>
-            <w:tcW w:w="1135" w:type="dxa"/>
-            <w:tcBorders/>
-            <w:vAlign w:val="center"/>
-          </w:tcPr>
-          <w:p>
-            <w:pPr>
-              <w:pStyle w:val="PunktyTabela"/>
-              <w:widowControl/>
-              <w:spacing w:before="0" w:after="0"/>
-              <w:jc w:val="center"/>
-              <w:rPr>
-                <w:rFonts w:ascii="Calibri" w:hAnsi="Calibri" w:eastAsia="Calibri" w:cs="Arial"/>
-                <w:kern w:val="2"/>
-                <w:sz w:val="22"/>
-                <w:szCs w:val="22"/>
-                <w:lang w:eastAsia="en-US" w:bidi="ar-SA"/>
-              </w:rPr>
-            </w:pPr>
-            <w:r>
-              <w:rPr>
-                <w:rFonts w:eastAsia="Calibri" w:cs="Arial"/>
-                <w:kern w:val="2"/>
-                <w:sz w:val="22"/>
-                <w:szCs w:val="22"/>
-                <w:lang w:eastAsia="en-US" w:bidi="ar-SA"/>
-              </w:rPr>
-              <w:t>0</w:t>
             </w:r>
           </w:p>
         </w:tc>
@@ -2513,6 +2524,40 @@
             <w:pPr>
               <w:pStyle w:val="PunktyTabela"/>
               <w:widowControl/>
+              <w:suppressAutoHyphens w:val="true"/>
+              <w:spacing w:before="0" w:after="0"/>
+              <w:jc w:val="center"/>
+              <w:rPr>
+                <w:rFonts w:ascii="Calibri" w:hAnsi="Calibri" w:eastAsia="Calibri" w:cs="Arial"/>
+                <w:kern w:val="2"/>
+                <w:sz w:val="22"/>
+                <w:szCs w:val="22"/>
+                <w:lang w:eastAsia="en-US" w:bidi="ar-SA"/>
+              </w:rPr>
+            </w:pPr>
+            <w:r>
+              <w:rPr>
+                <w:rFonts w:eastAsia="Calibri" w:cs="Arial"/>
+                <w:kern w:val="2"/>
+                <w:sz w:val="22"/>
+                <w:szCs w:val="22"/>
+                <w:lang w:eastAsia="en-US" w:bidi="ar-SA"/>
+              </w:rPr>
+              <w:t>0</w:t>
+            </w:r>
+          </w:p>
+        </w:tc>
+        <w:tc>
+          <w:tcPr>
+            <w:tcW w:w="1136" w:type="dxa"/>
+            <w:tcBorders/>
+            <w:vAlign w:val="center"/>
+          </w:tcPr>
+          <w:p>
+            <w:pPr>
+              <w:pStyle w:val="PunktyTabela"/>
+              <w:widowControl/>
+              <w:suppressAutoHyphens w:val="true"/>
               <w:spacing w:before="0" w:after="0"/>
               <w:jc w:val="center"/>
               <w:rPr>
@@ -2563,21 +2608,19 @@
       </w:pPr>
       <w:r>
         <w:rPr/>
-      </w:r>
-    </w:p>
-    <w:p>
-      <w:pPr>
-        <w:pStyle w:val="Zadanie"/>
-        <w:jc w:val="center"/>
-        <w:rPr/>
-      </w:pPr>
-      <w:r>
-        <w:rPr/>
         <w:drawing>
-          <wp:inline distT="0" distB="0" distL="0" distR="0">
-            <wp:extent cx="899795" cy="899795"/>
+          <wp:anchor distT="0" distB="0" distL="0" distR="0" simplePos="0" relativeHeight="12" behindDoc="0" locked="0" layoutInCell="0" allowOverlap="1">
+            <wp:simplePos x="0" y="0"/>
+            <wp:positionH relativeFrom="column">
+              <wp:posOffset>471170</wp:posOffset>
+            </wp:positionH>
+            <wp:positionV relativeFrom="paragraph">
+              <wp:posOffset>58420</wp:posOffset>
+            </wp:positionV>
+            <wp:extent cx="2416810" cy="958850"/>
             <wp:effectExtent l="0" t="0" r="0" b="0"/>
-            <wp:docPr id="5" name="Obraz 1345586300" descr="Obraz zawierający biały, design&#10;&#10;Zawartość wygenerowana przez AI może być niepoprawna."/>
+            <wp:wrapSquare wrapText="largest"/>
+            <wp:docPr id="5" name="Image4"/>
             <wp:cNvGraphicFramePr>
               <a:graphicFrameLocks xmlns:a="http://schemas.openxmlformats.org/drawingml/2006/main" noChangeAspect="1"/>
             </wp:cNvGraphicFramePr>
@@ -2585,7 +2628,7 @@
               <a:graphicData uri="http://schemas.openxmlformats.org/drawingml/2006/picture">
                 <pic:pic xmlns:pic="http://schemas.openxmlformats.org/drawingml/2006/picture">
                   <pic:nvPicPr>
-                    <pic:cNvPr id="5" name="Obraz 1345586300" descr="Obraz zawierający biały, design&#10;&#10;Zawartość wygenerowana przez AI może być niepoprawna."/>
+                    <pic:cNvPr id="5" name="Image4"/>
                     <pic:cNvPicPr>
                       <a:picLocks noChangeAspect="1" noChangeArrowheads="1"/>
                     </pic:cNvPicPr>
@@ -2599,7 +2642,7 @@
                   <pic:spPr bwMode="auto">
                     <a:xfrm>
                       <a:off x="0" y="0"/>
-                      <a:ext cx="899795" cy="899795"/>
+                      <a:ext cx="2416810" cy="958850"/>
                     </a:xfrm>
                     <a:prstGeom prst="rect">
                       <a:avLst/>
@@ -2609,36 +2652,8 @@
                 </pic:pic>
               </a:graphicData>
             </a:graphic>
-          </wp:inline>
+          </wp:anchor>
         </w:drawing>
-      </w:r>
-    </w:p>
-    <w:p>
-      <w:pPr>
-        <w:pStyle w:val="Zadanie"/>
-        <w:rPr/>
-      </w:pPr>
-      <w:r>
-        <w:rPr/>
-      </w:r>
-    </w:p>
-    <w:p>
-      <w:pPr>
-        <w:pStyle w:val="Zadanie"/>
-        <w:rPr/>
-      </w:pPr>
-      <w:r>
-        <w:rPr/>
-        <w:t>Wstaw zrzut ekranu wycentrowanej mapki na pobranej geolokalizacji:</w:t>
-      </w:r>
-    </w:p>
-    <w:p>
-      <w:pPr>
-        <w:pStyle w:val="Zadanie"/>
-        <w:rPr/>
-      </w:pPr>
-      <w:r>
-        <w:rPr/>
       </w:r>
     </w:p>
     <w:p>
@@ -2649,11 +2664,28 @@
       </w:pPr>
       <w:r>
         <w:rPr/>
+      </w:r>
+    </w:p>
+    <w:p>
+      <w:pPr>
+        <w:pStyle w:val="Zadanie"/>
+        <w:rPr/>
+      </w:pPr>
+      <w:r>
+        <w:rPr/>
         <w:drawing>
-          <wp:inline distT="0" distB="0" distL="0" distR="0">
-            <wp:extent cx="899795" cy="899795"/>
+          <wp:anchor distT="0" distB="0" distL="0" distR="0" simplePos="0" relativeHeight="13" behindDoc="0" locked="0" layoutInCell="0" allowOverlap="1">
+            <wp:simplePos x="0" y="0"/>
+            <wp:positionH relativeFrom="column">
+              <wp:posOffset>4712970</wp:posOffset>
+            </wp:positionH>
+            <wp:positionV relativeFrom="paragraph">
+              <wp:posOffset>52070</wp:posOffset>
+            </wp:positionV>
+            <wp:extent cx="1012190" cy="1031240"/>
             <wp:effectExtent l="0" t="0" r="0" b="0"/>
-            <wp:docPr id="6" name="Obraz 84292268" descr="Obraz zawierający biały, design&#10;&#10;Zawartość wygenerowana przez AI może być niepoprawna."/>
+            <wp:wrapSquare wrapText="largest"/>
+            <wp:docPr id="6" name="Image5"/>
             <wp:cNvGraphicFramePr>
               <a:graphicFrameLocks xmlns:a="http://schemas.openxmlformats.org/drawingml/2006/main" noChangeAspect="1"/>
             </wp:cNvGraphicFramePr>
@@ -2661,7 +2693,7 @@
               <a:graphicData uri="http://schemas.openxmlformats.org/drawingml/2006/picture">
                 <pic:pic xmlns:pic="http://schemas.openxmlformats.org/drawingml/2006/picture">
                   <pic:nvPicPr>
-                    <pic:cNvPr id="6" name="Obraz 84292268" descr="Obraz zawierający biały, design&#10;&#10;Zawartość wygenerowana przez AI może być niepoprawna."/>
+                    <pic:cNvPr id="6" name="Image5"/>
                     <pic:cNvPicPr>
                       <a:picLocks noChangeAspect="1" noChangeArrowheads="1"/>
                     </pic:cNvPicPr>
@@ -2675,7 +2707,7 @@
                   <pic:spPr bwMode="auto">
                     <a:xfrm>
                       <a:off x="0" y="0"/>
-                      <a:ext cx="899795" cy="899795"/>
+                      <a:ext cx="1012190" cy="1031240"/>
                     </a:xfrm>
                     <a:prstGeom prst="rect">
                       <a:avLst/>
@@ -2685,8 +2717,37 @@
                 </pic:pic>
               </a:graphicData>
             </a:graphic>
-          </wp:inline>
+          </wp:anchor>
         </w:drawing>
+      </w:r>
+    </w:p>
+    <w:p>
+      <w:pPr>
+        <w:pStyle w:val="Zadanie"/>
+        <w:rPr/>
+      </w:pPr>
+      <w:r>
+        <w:rPr/>
+        <w:t>Wstaw zrzut ekranu wycentrowanej mapki na pobranej geolokalizacji:</w:t>
+      </w:r>
+    </w:p>
+    <w:p>
+      <w:pPr>
+        <w:pStyle w:val="Zadanie"/>
+        <w:rPr/>
+      </w:pPr>
+      <w:r>
+        <w:rPr/>
+      </w:r>
+    </w:p>
+    <w:p>
+      <w:pPr>
+        <w:pStyle w:val="Zadanie"/>
+        <w:jc w:val="center"/>
+        <w:rPr/>
+      </w:pPr>
+      <w:r>
+        <w:rPr/>
       </w:r>
     </w:p>
     <w:p>
@@ -2714,8 +2775,8 @@
         <w:tblLook w:val="04a0" w:noVBand="1" w:noHBand="0" w:lastColumn="0" w:firstColumn="1" w:lastRow="0" w:firstRow="1"/>
       </w:tblPr>
       <w:tblGrid>
-        <w:gridCol w:w="8195"/>
-        <w:gridCol w:w="1135"/>
+        <w:gridCol w:w="8194"/>
+        <w:gridCol w:w="1136"/>
         <w:gridCol w:w="1136"/>
       </w:tblGrid>
       <w:tr>
@@ -2724,7 +2785,7 @@
         </w:trPr>
         <w:tc>
           <w:tcPr>
-            <w:tcW w:w="8195" w:type="dxa"/>
+            <w:tcW w:w="8194" w:type="dxa"/>
             <w:tcBorders/>
             <w:vAlign w:val="center"/>
           </w:tcPr>
@@ -2732,6 +2793,7 @@
             <w:pPr>
               <w:pStyle w:val="PunktyTabela"/>
               <w:widowControl/>
+              <w:suppressAutoHyphens w:val="true"/>
               <w:spacing w:before="0" w:after="0"/>
               <w:jc w:val="start"/>
               <w:rPr>
@@ -2751,38 +2813,6 @@
                 <w:lang w:eastAsia="en-US" w:bidi="ar-SA"/>
               </w:rPr>
               <w:t>Punkty:</w:t>
-            </w:r>
-          </w:p>
-        </w:tc>
-        <w:tc>
-          <w:tcPr>
-            <w:tcW w:w="1135" w:type="dxa"/>
-            <w:tcBorders/>
-            <w:vAlign w:val="center"/>
-          </w:tcPr>
-          <w:p>
-            <w:pPr>
-              <w:pStyle w:val="PunktyTabela"/>
-              <w:widowControl/>
-              <w:spacing w:before="0" w:after="0"/>
-              <w:jc w:val="center"/>
-              <w:rPr>
-                <w:rFonts w:ascii="Calibri" w:hAnsi="Calibri" w:eastAsia="Calibri" w:cs="Arial"/>
-                <w:kern w:val="2"/>
-                <w:sz w:val="22"/>
-                <w:szCs w:val="22"/>
-                <w:lang w:eastAsia="en-US" w:bidi="ar-SA"/>
-              </w:rPr>
-            </w:pPr>
-            <w:r>
-              <w:rPr>
-                <w:rFonts w:eastAsia="Calibri" w:cs="Arial"/>
-                <w:kern w:val="2"/>
-                <w:sz w:val="22"/>
-                <w:szCs w:val="22"/>
-                <w:lang w:eastAsia="en-US" w:bidi="ar-SA"/>
-              </w:rPr>
-              <w:t>0</w:t>
             </w:r>
           </w:p>
         </w:tc>
@@ -2796,6 +2826,40 @@
             <w:pPr>
               <w:pStyle w:val="PunktyTabela"/>
               <w:widowControl/>
+              <w:suppressAutoHyphens w:val="true"/>
+              <w:spacing w:before="0" w:after="0"/>
+              <w:jc w:val="center"/>
+              <w:rPr>
+                <w:rFonts w:ascii="Calibri" w:hAnsi="Calibri" w:eastAsia="Calibri" w:cs="Arial"/>
+                <w:kern w:val="2"/>
+                <w:sz w:val="22"/>
+                <w:szCs w:val="22"/>
+                <w:lang w:eastAsia="en-US" w:bidi="ar-SA"/>
+              </w:rPr>
+            </w:pPr>
+            <w:r>
+              <w:rPr>
+                <w:rFonts w:eastAsia="Calibri" w:cs="Arial"/>
+                <w:kern w:val="2"/>
+                <w:sz w:val="22"/>
+                <w:szCs w:val="22"/>
+                <w:lang w:eastAsia="en-US" w:bidi="ar-SA"/>
+              </w:rPr>
+              <w:t>0</w:t>
+            </w:r>
+          </w:p>
+        </w:tc>
+        <w:tc>
+          <w:tcPr>
+            <w:tcW w:w="1136" w:type="dxa"/>
+            <w:tcBorders/>
+            <w:vAlign w:val="center"/>
+          </w:tcPr>
+          <w:p>
+            <w:pPr>
+              <w:pStyle w:val="PunktyTabela"/>
+              <w:widowControl/>
+              <w:suppressAutoHyphens w:val="true"/>
               <w:spacing w:before="0" w:after="0"/>
               <w:jc w:val="center"/>
               <w:rPr>
@@ -2921,8 +2985,8 @@
         <w:tblLook w:val="04a0" w:noVBand="1" w:noHBand="0" w:lastColumn="0" w:firstColumn="1" w:lastRow="0" w:firstRow="1"/>
       </w:tblPr>
       <w:tblGrid>
-        <w:gridCol w:w="8195"/>
-        <w:gridCol w:w="1135"/>
+        <w:gridCol w:w="8194"/>
+        <w:gridCol w:w="1136"/>
         <w:gridCol w:w="1136"/>
       </w:tblGrid>
       <w:tr>
@@ -2931,7 +2995,7 @@
         </w:trPr>
         <w:tc>
           <w:tcPr>
-            <w:tcW w:w="8195" w:type="dxa"/>
+            <w:tcW w:w="8194" w:type="dxa"/>
             <w:tcBorders/>
             <w:vAlign w:val="center"/>
           </w:tcPr>
@@ -2939,6 +3003,7 @@
             <w:pPr>
               <w:pStyle w:val="PunktyTabela"/>
               <w:widowControl/>
+              <w:suppressAutoHyphens w:val="true"/>
               <w:spacing w:before="0" w:after="0"/>
               <w:jc w:val="start"/>
               <w:rPr>
@@ -2958,38 +3023,6 @@
                 <w:lang w:eastAsia="en-US" w:bidi="ar-SA"/>
               </w:rPr>
               <w:t>Punkty:</w:t>
-            </w:r>
-          </w:p>
-        </w:tc>
-        <w:tc>
-          <w:tcPr>
-            <w:tcW w:w="1135" w:type="dxa"/>
-            <w:tcBorders/>
-            <w:vAlign w:val="center"/>
-          </w:tcPr>
-          <w:p>
-            <w:pPr>
-              <w:pStyle w:val="PunktyTabela"/>
-              <w:widowControl/>
-              <w:spacing w:before="0" w:after="0"/>
-              <w:jc w:val="center"/>
-              <w:rPr>
-                <w:rFonts w:ascii="Calibri" w:hAnsi="Calibri" w:eastAsia="Calibri" w:cs="Arial"/>
-                <w:kern w:val="2"/>
-                <w:sz w:val="22"/>
-                <w:szCs w:val="22"/>
-                <w:lang w:eastAsia="en-US" w:bidi="ar-SA"/>
-              </w:rPr>
-            </w:pPr>
-            <w:r>
-              <w:rPr>
-                <w:rFonts w:eastAsia="Calibri" w:cs="Arial"/>
-                <w:kern w:val="2"/>
-                <w:sz w:val="22"/>
-                <w:szCs w:val="22"/>
-                <w:lang w:eastAsia="en-US" w:bidi="ar-SA"/>
-              </w:rPr>
-              <w:t>0</w:t>
             </w:r>
           </w:p>
         </w:tc>
@@ -3003,6 +3036,40 @@
             <w:pPr>
               <w:pStyle w:val="PunktyTabela"/>
               <w:widowControl/>
+              <w:suppressAutoHyphens w:val="true"/>
+              <w:spacing w:before="0" w:after="0"/>
+              <w:jc w:val="center"/>
+              <w:rPr>
+                <w:rFonts w:ascii="Calibri" w:hAnsi="Calibri" w:eastAsia="Calibri" w:cs="Arial"/>
+                <w:kern w:val="2"/>
+                <w:sz w:val="22"/>
+                <w:szCs w:val="22"/>
+                <w:lang w:eastAsia="en-US" w:bidi="ar-SA"/>
+              </w:rPr>
+            </w:pPr>
+            <w:r>
+              <w:rPr>
+                <w:rFonts w:eastAsia="Calibri" w:cs="Arial"/>
+                <w:kern w:val="2"/>
+                <w:sz w:val="22"/>
+                <w:szCs w:val="22"/>
+                <w:lang w:eastAsia="en-US" w:bidi="ar-SA"/>
+              </w:rPr>
+              <w:t>0</w:t>
+            </w:r>
+          </w:p>
+        </w:tc>
+        <w:tc>
+          <w:tcPr>
+            <w:tcW w:w="1136" w:type="dxa"/>
+            <w:tcBorders/>
+            <w:vAlign w:val="center"/>
+          </w:tcPr>
+          <w:p>
+            <w:pPr>
+              <w:pStyle w:val="PunktyTabela"/>
+              <w:widowControl/>
+              <w:suppressAutoHyphens w:val="true"/>
               <w:spacing w:before="0" w:after="0"/>
               <w:jc w:val="center"/>
               <w:rPr>
@@ -3128,8 +3195,8 @@
         <w:tblLook w:val="04a0" w:noVBand="1" w:noHBand="0" w:lastColumn="0" w:firstColumn="1" w:lastRow="0" w:firstRow="1"/>
       </w:tblPr>
       <w:tblGrid>
-        <w:gridCol w:w="8195"/>
-        <w:gridCol w:w="1135"/>
+        <w:gridCol w:w="8194"/>
+        <w:gridCol w:w="1136"/>
         <w:gridCol w:w="1136"/>
       </w:tblGrid>
       <w:tr>
@@ -3138,7 +3205,7 @@
         </w:trPr>
         <w:tc>
           <w:tcPr>
-            <w:tcW w:w="8195" w:type="dxa"/>
+            <w:tcW w:w="8194" w:type="dxa"/>
             <w:tcBorders/>
             <w:vAlign w:val="center"/>
           </w:tcPr>
@@ -3146,6 +3213,7 @@
             <w:pPr>
               <w:pStyle w:val="PunktyTabela"/>
               <w:widowControl/>
+              <w:suppressAutoHyphens w:val="true"/>
               <w:spacing w:before="0" w:after="0"/>
               <w:jc w:val="start"/>
               <w:rPr>
@@ -3165,38 +3233,6 @@
                 <w:lang w:eastAsia="en-US" w:bidi="ar-SA"/>
               </w:rPr>
               <w:t>Punkty:</w:t>
-            </w:r>
-          </w:p>
-        </w:tc>
-        <w:tc>
-          <w:tcPr>
-            <w:tcW w:w="1135" w:type="dxa"/>
-            <w:tcBorders/>
-            <w:vAlign w:val="center"/>
-          </w:tcPr>
-          <w:p>
-            <w:pPr>
-              <w:pStyle w:val="PunktyTabela"/>
-              <w:widowControl/>
-              <w:spacing w:before="0" w:after="0"/>
-              <w:jc w:val="center"/>
-              <w:rPr>
-                <w:rFonts w:ascii="Calibri" w:hAnsi="Calibri" w:eastAsia="Calibri" w:cs="Arial"/>
-                <w:kern w:val="2"/>
-                <w:sz w:val="22"/>
-                <w:szCs w:val="22"/>
-                <w:lang w:eastAsia="en-US" w:bidi="ar-SA"/>
-              </w:rPr>
-            </w:pPr>
-            <w:r>
-              <w:rPr>
-                <w:rFonts w:eastAsia="Calibri" w:cs="Arial"/>
-                <w:kern w:val="2"/>
-                <w:sz w:val="22"/>
-                <w:szCs w:val="22"/>
-                <w:lang w:eastAsia="en-US" w:bidi="ar-SA"/>
-              </w:rPr>
-              <w:t>0</w:t>
             </w:r>
           </w:p>
         </w:tc>
@@ -3210,6 +3246,40 @@
             <w:pPr>
               <w:pStyle w:val="PunktyTabela"/>
               <w:widowControl/>
+              <w:suppressAutoHyphens w:val="true"/>
+              <w:spacing w:before="0" w:after="0"/>
+              <w:jc w:val="center"/>
+              <w:rPr>
+                <w:rFonts w:ascii="Calibri" w:hAnsi="Calibri" w:eastAsia="Calibri" w:cs="Arial"/>
+                <w:kern w:val="2"/>
+                <w:sz w:val="22"/>
+                <w:szCs w:val="22"/>
+                <w:lang w:eastAsia="en-US" w:bidi="ar-SA"/>
+              </w:rPr>
+            </w:pPr>
+            <w:r>
+              <w:rPr>
+                <w:rFonts w:eastAsia="Calibri" w:cs="Arial"/>
+                <w:kern w:val="2"/>
+                <w:sz w:val="22"/>
+                <w:szCs w:val="22"/>
+                <w:lang w:eastAsia="en-US" w:bidi="ar-SA"/>
+              </w:rPr>
+              <w:t>0</w:t>
+            </w:r>
+          </w:p>
+        </w:tc>
+        <w:tc>
+          <w:tcPr>
+            <w:tcW w:w="1136" w:type="dxa"/>
+            <w:tcBorders/>
+            <w:vAlign w:val="center"/>
+          </w:tcPr>
+          <w:p>
+            <w:pPr>
+              <w:pStyle w:val="PunktyTabela"/>
+              <w:widowControl/>
+              <w:suppressAutoHyphens w:val="true"/>
               <w:spacing w:before="0" w:after="0"/>
               <w:jc w:val="center"/>
               <w:rPr>
@@ -3392,8 +3462,8 @@
         <w:tblLook w:val="04a0" w:noVBand="1" w:noHBand="0" w:lastColumn="0" w:firstColumn="1" w:lastRow="0" w:firstRow="1"/>
       </w:tblPr>
       <w:tblGrid>
-        <w:gridCol w:w="8195"/>
-        <w:gridCol w:w="1135"/>
+        <w:gridCol w:w="8194"/>
+        <w:gridCol w:w="1136"/>
         <w:gridCol w:w="1136"/>
       </w:tblGrid>
       <w:tr>
@@ -3402,7 +3472,7 @@
         </w:trPr>
         <w:tc>
           <w:tcPr>
-            <w:tcW w:w="8195" w:type="dxa"/>
+            <w:tcW w:w="8194" w:type="dxa"/>
             <w:tcBorders/>
             <w:vAlign w:val="center"/>
           </w:tcPr>
@@ -3410,6 +3480,7 @@
             <w:pPr>
               <w:pStyle w:val="PunktyTabela"/>
               <w:widowControl/>
+              <w:suppressAutoHyphens w:val="true"/>
               <w:spacing w:before="0" w:after="0"/>
               <w:jc w:val="start"/>
               <w:rPr>
@@ -3429,38 +3500,6 @@
                 <w:lang w:eastAsia="en-US" w:bidi="ar-SA"/>
               </w:rPr>
               <w:t>Punkty:</w:t>
-            </w:r>
-          </w:p>
-        </w:tc>
-        <w:tc>
-          <w:tcPr>
-            <w:tcW w:w="1135" w:type="dxa"/>
-            <w:tcBorders/>
-            <w:vAlign w:val="center"/>
-          </w:tcPr>
-          <w:p>
-            <w:pPr>
-              <w:pStyle w:val="PunktyTabela"/>
-              <w:widowControl/>
-              <w:spacing w:before="0" w:after="0"/>
-              <w:jc w:val="center"/>
-              <w:rPr>
-                <w:rFonts w:ascii="Calibri" w:hAnsi="Calibri" w:eastAsia="Calibri" w:cs="Arial"/>
-                <w:kern w:val="2"/>
-                <w:sz w:val="22"/>
-                <w:szCs w:val="22"/>
-                <w:lang w:eastAsia="en-US" w:bidi="ar-SA"/>
-              </w:rPr>
-            </w:pPr>
-            <w:r>
-              <w:rPr>
-                <w:rFonts w:eastAsia="Calibri" w:cs="Arial"/>
-                <w:kern w:val="2"/>
-                <w:sz w:val="22"/>
-                <w:szCs w:val="22"/>
-                <w:lang w:eastAsia="en-US" w:bidi="ar-SA"/>
-              </w:rPr>
-              <w:t>0</w:t>
             </w:r>
           </w:p>
         </w:tc>
@@ -3474,6 +3513,40 @@
             <w:pPr>
               <w:pStyle w:val="PunktyTabela"/>
               <w:widowControl/>
+              <w:suppressAutoHyphens w:val="true"/>
+              <w:spacing w:before="0" w:after="0"/>
+              <w:jc w:val="center"/>
+              <w:rPr>
+                <w:rFonts w:ascii="Calibri" w:hAnsi="Calibri" w:eastAsia="Calibri" w:cs="Arial"/>
+                <w:kern w:val="2"/>
+                <w:sz w:val="22"/>
+                <w:szCs w:val="22"/>
+                <w:lang w:eastAsia="en-US" w:bidi="ar-SA"/>
+              </w:rPr>
+            </w:pPr>
+            <w:r>
+              <w:rPr>
+                <w:rFonts w:eastAsia="Calibri" w:cs="Arial"/>
+                <w:kern w:val="2"/>
+                <w:sz w:val="22"/>
+                <w:szCs w:val="22"/>
+                <w:lang w:eastAsia="en-US" w:bidi="ar-SA"/>
+              </w:rPr>
+              <w:t>0</w:t>
+            </w:r>
+          </w:p>
+        </w:tc>
+        <w:tc>
+          <w:tcPr>
+            <w:tcW w:w="1136" w:type="dxa"/>
+            <w:tcBorders/>
+            <w:vAlign w:val="center"/>
+          </w:tcPr>
+          <w:p>
+            <w:pPr>
+              <w:pStyle w:val="PunktyTabela"/>
+              <w:widowControl/>
+              <w:suppressAutoHyphens w:val="true"/>
               <w:spacing w:before="0" w:after="0"/>
               <w:jc w:val="center"/>
               <w:rPr>
@@ -3600,8 +3673,8 @@
         <w:tblLook w:val="04a0" w:noVBand="1" w:noHBand="0" w:lastColumn="0" w:firstColumn="1" w:lastRow="0" w:firstRow="1"/>
       </w:tblPr>
       <w:tblGrid>
-        <w:gridCol w:w="8195"/>
-        <w:gridCol w:w="1135"/>
+        <w:gridCol w:w="8194"/>
+        <w:gridCol w:w="1136"/>
         <w:gridCol w:w="1136"/>
       </w:tblGrid>
       <w:tr>
@@ -3610,7 +3683,7 @@
         </w:trPr>
         <w:tc>
           <w:tcPr>
-            <w:tcW w:w="8195" w:type="dxa"/>
+            <w:tcW w:w="8194" w:type="dxa"/>
             <w:tcBorders/>
             <w:vAlign w:val="center"/>
           </w:tcPr>
@@ -3618,6 +3691,7 @@
             <w:pPr>
               <w:pStyle w:val="PunktyTabela"/>
               <w:widowControl/>
+              <w:suppressAutoHyphens w:val="true"/>
               <w:spacing w:before="0" w:after="0"/>
               <w:jc w:val="start"/>
               <w:rPr>
@@ -3637,38 +3711,6 @@
                 <w:lang w:eastAsia="en-US" w:bidi="ar-SA"/>
               </w:rPr>
               <w:t>Punkty:</w:t>
-            </w:r>
-          </w:p>
-        </w:tc>
-        <w:tc>
-          <w:tcPr>
-            <w:tcW w:w="1135" w:type="dxa"/>
-            <w:tcBorders/>
-            <w:vAlign w:val="center"/>
-          </w:tcPr>
-          <w:p>
-            <w:pPr>
-              <w:pStyle w:val="PunktyTabela"/>
-              <w:widowControl/>
-              <w:spacing w:before="0" w:after="0"/>
-              <w:jc w:val="center"/>
-              <w:rPr>
-                <w:rFonts w:ascii="Calibri" w:hAnsi="Calibri" w:eastAsia="Calibri" w:cs="Arial"/>
-                <w:kern w:val="2"/>
-                <w:sz w:val="22"/>
-                <w:szCs w:val="22"/>
-                <w:lang w:eastAsia="en-US" w:bidi="ar-SA"/>
-              </w:rPr>
-            </w:pPr>
-            <w:r>
-              <w:rPr>
-                <w:rFonts w:eastAsia="Calibri" w:cs="Arial"/>
-                <w:kern w:val="2"/>
-                <w:sz w:val="22"/>
-                <w:szCs w:val="22"/>
-                <w:lang w:eastAsia="en-US" w:bidi="ar-SA"/>
-              </w:rPr>
-              <w:t>0</w:t>
             </w:r>
           </w:p>
         </w:tc>
@@ -3682,6 +3724,40 @@
             <w:pPr>
               <w:pStyle w:val="PunktyTabela"/>
               <w:widowControl/>
+              <w:suppressAutoHyphens w:val="true"/>
+              <w:spacing w:before="0" w:after="0"/>
+              <w:jc w:val="center"/>
+              <w:rPr>
+                <w:rFonts w:ascii="Calibri" w:hAnsi="Calibri" w:eastAsia="Calibri" w:cs="Arial"/>
+                <w:kern w:val="2"/>
+                <w:sz w:val="22"/>
+                <w:szCs w:val="22"/>
+                <w:lang w:eastAsia="en-US" w:bidi="ar-SA"/>
+              </w:rPr>
+            </w:pPr>
+            <w:r>
+              <w:rPr>
+                <w:rFonts w:eastAsia="Calibri" w:cs="Arial"/>
+                <w:kern w:val="2"/>
+                <w:sz w:val="22"/>
+                <w:szCs w:val="22"/>
+                <w:lang w:eastAsia="en-US" w:bidi="ar-SA"/>
+              </w:rPr>
+              <w:t>0</w:t>
+            </w:r>
+          </w:p>
+        </w:tc>
+        <w:tc>
+          <w:tcPr>
+            <w:tcW w:w="1136" w:type="dxa"/>
+            <w:tcBorders/>
+            <w:vAlign w:val="center"/>
+          </w:tcPr>
+          <w:p>
+            <w:pPr>
+              <w:pStyle w:val="PunktyTabela"/>
+              <w:widowControl/>
+              <w:suppressAutoHyphens w:val="true"/>
               <w:spacing w:before="0" w:after="0"/>
               <w:jc w:val="center"/>
               <w:rPr>
@@ -3807,8 +3883,8 @@
         <w:tblLook w:val="04a0" w:noVBand="1" w:noHBand="0" w:lastColumn="0" w:firstColumn="1" w:lastRow="0" w:firstRow="1"/>
       </w:tblPr>
       <w:tblGrid>
-        <w:gridCol w:w="8195"/>
-        <w:gridCol w:w="1135"/>
+        <w:gridCol w:w="8194"/>
+        <w:gridCol w:w="1136"/>
         <w:gridCol w:w="1136"/>
       </w:tblGrid>
       <w:tr>
@@ -3817,7 +3893,7 @@
         </w:trPr>
         <w:tc>
           <w:tcPr>
-            <w:tcW w:w="8195" w:type="dxa"/>
+            <w:tcW w:w="8194" w:type="dxa"/>
             <w:tcBorders/>
             <w:vAlign w:val="center"/>
           </w:tcPr>
@@ -3825,6 +3901,7 @@
             <w:pPr>
               <w:pStyle w:val="PunktyTabela"/>
               <w:widowControl/>
+              <w:suppressAutoHyphens w:val="true"/>
               <w:spacing w:before="0" w:after="0"/>
               <w:jc w:val="start"/>
               <w:rPr>
@@ -3844,38 +3921,6 @@
                 <w:lang w:eastAsia="en-US" w:bidi="ar-SA"/>
               </w:rPr>
               <w:t>Punkty:</w:t>
-            </w:r>
-          </w:p>
-        </w:tc>
-        <w:tc>
-          <w:tcPr>
-            <w:tcW w:w="1135" w:type="dxa"/>
-            <w:tcBorders/>
-            <w:vAlign w:val="center"/>
-          </w:tcPr>
-          <w:p>
-            <w:pPr>
-              <w:pStyle w:val="PunktyTabela"/>
-              <w:widowControl/>
-              <w:spacing w:before="0" w:after="0"/>
-              <w:jc w:val="center"/>
-              <w:rPr>
-                <w:rFonts w:ascii="Calibri" w:hAnsi="Calibri" w:eastAsia="Calibri" w:cs="Arial"/>
-                <w:kern w:val="2"/>
-                <w:sz w:val="22"/>
-                <w:szCs w:val="22"/>
-                <w:lang w:eastAsia="en-US" w:bidi="ar-SA"/>
-              </w:rPr>
-            </w:pPr>
-            <w:r>
-              <w:rPr>
-                <w:rFonts w:eastAsia="Calibri" w:cs="Arial"/>
-                <w:kern w:val="2"/>
-                <w:sz w:val="22"/>
-                <w:szCs w:val="22"/>
-                <w:lang w:eastAsia="en-US" w:bidi="ar-SA"/>
-              </w:rPr>
-              <w:t>0</w:t>
             </w:r>
           </w:p>
         </w:tc>
@@ -3889,6 +3934,40 @@
             <w:pPr>
               <w:pStyle w:val="PunktyTabela"/>
               <w:widowControl/>
+              <w:suppressAutoHyphens w:val="true"/>
+              <w:spacing w:before="0" w:after="0"/>
+              <w:jc w:val="center"/>
+              <w:rPr>
+                <w:rFonts w:ascii="Calibri" w:hAnsi="Calibri" w:eastAsia="Calibri" w:cs="Arial"/>
+                <w:kern w:val="2"/>
+                <w:sz w:val="22"/>
+                <w:szCs w:val="22"/>
+                <w:lang w:eastAsia="en-US" w:bidi="ar-SA"/>
+              </w:rPr>
+            </w:pPr>
+            <w:r>
+              <w:rPr>
+                <w:rFonts w:eastAsia="Calibri" w:cs="Arial"/>
+                <w:kern w:val="2"/>
+                <w:sz w:val="22"/>
+                <w:szCs w:val="22"/>
+                <w:lang w:eastAsia="en-US" w:bidi="ar-SA"/>
+              </w:rPr>
+              <w:t>0</w:t>
+            </w:r>
+          </w:p>
+        </w:tc>
+        <w:tc>
+          <w:tcPr>
+            <w:tcW w:w="1136" w:type="dxa"/>
+            <w:tcBorders/>
+            <w:vAlign w:val="center"/>
+          </w:tcPr>
+          <w:p>
+            <w:pPr>
+              <w:pStyle w:val="PunktyTabela"/>
+              <w:widowControl/>
+              <w:suppressAutoHyphens w:val="true"/>
               <w:spacing w:before="0" w:after="0"/>
               <w:jc w:val="center"/>
               <w:rPr>
@@ -3918,90 +3997,89 @@
         <w:pStyle w:val="Heading1"/>
         <w:rPr/>
       </w:pPr>
-      <w:bookmarkStart w:id="11" w:name="_Toc223385950"/>
+      <w:bookmarkStart w:id="10" w:name="_Toc223385950"/>
       <w:r>
         <w:rPr/>
         <w:t>Commit projektu do GIT</w:t>
       </w:r>
+      <w:bookmarkEnd w:id="10"/>
+    </w:p>
+    <w:p>
+      <w:pPr>
+        <w:pStyle w:val="Normal"/>
+        <w:rPr>
+          <w:lang w:val="pl-PL"/>
+        </w:rPr>
+      </w:pPr>
+      <w:r>
+        <w:rPr>
+          <w:lang w:val="pl-PL"/>
+        </w:rPr>
+        <w:t>Zacommituj i pushnij swoje rozwiązanie do repozytorium GIT.</w:t>
+      </w:r>
+    </w:p>
+    <w:p>
+      <w:pPr>
+        <w:pStyle w:val="Normal"/>
+        <w:rPr>
+          <w:lang w:val="pl-PL"/>
+        </w:rPr>
+      </w:pPr>
+      <w:r>
+        <w:rPr>
+          <w:lang w:val="pl-PL"/>
+        </w:rPr>
+        <w:t>Upewnij się, czy wszystko dobrze się wysłało. Upewnij się, że aktualna wersja rozwiązania jest dostępna przez GitHub Pages.</w:t>
+      </w:r>
+    </w:p>
+    <w:p>
+      <w:pPr>
+        <w:pStyle w:val="Zadanie"/>
+        <w:rPr/>
+      </w:pPr>
+      <w:r>
+        <w:rPr/>
+        <w:t>Podaj link do swojego repozytorium:</w:t>
+      </w:r>
+    </w:p>
+    <w:p>
+      <w:pPr>
+        <w:pStyle w:val="Zadanie"/>
+        <w:rPr/>
+      </w:pPr>
+      <w:r>
+        <w:rPr/>
+      </w:r>
+    </w:p>
+    <w:p>
+      <w:pPr>
+        <w:pStyle w:val="Zadanie"/>
+        <w:rPr/>
+      </w:pPr>
+      <w:r>
+        <w:rPr/>
+        <w:t>…</w:t>
+      </w:r>
+      <w:r>
+        <w:rPr/>
+        <w:t>link, np. https://github.com/.../... …</w:t>
+      </w:r>
+    </w:p>
+    <w:p>
+      <w:pPr>
+        <w:pStyle w:val="Heading1"/>
+        <w:rPr>
+          <w:lang w:val="pl-PL"/>
+        </w:rPr>
+      </w:pPr>
+      <w:bookmarkStart w:id="11" w:name="_Toc223385951"/>
+      <w:r>
+        <w:rPr>
+          <w:lang w:val="pl-PL"/>
+        </w:rPr>
+        <w:t>Podsumowanie</w:t>
+      </w:r>
       <w:bookmarkEnd w:id="11"/>
-    </w:p>
-    <w:p>
-      <w:pPr>
-        <w:pStyle w:val="Normal"/>
-        <w:rPr>
-          <w:lang w:val="pl-PL"/>
-        </w:rPr>
-      </w:pPr>
-      <w:r>
-        <w:rPr>
-          <w:lang w:val="pl-PL"/>
-        </w:rPr>
-        <w:t>Zacommituj i pushnij swoje rozwiązanie do repozytorium GIT.</w:t>
-      </w:r>
-    </w:p>
-    <w:p>
-      <w:pPr>
-        <w:pStyle w:val="Normal"/>
-        <w:rPr>
-          <w:lang w:val="pl-PL"/>
-        </w:rPr>
-      </w:pPr>
-      <w:r>
-        <w:rPr>
-          <w:lang w:val="pl-PL"/>
-        </w:rPr>
-        <w:t>Upewnij się, czy wszystko dobrze się wysłało. Upewnij się, że aktualna wersja rozwiązania jest dostępna przez GitHub Pages.</w:t>
-      </w:r>
-    </w:p>
-    <w:p>
-      <w:pPr>
-        <w:pStyle w:val="Zadanie"/>
-        <w:rPr/>
-      </w:pPr>
-      <w:bookmarkStart w:id="12" w:name="_Toc223385951"/>
-      <w:r>
-        <w:rPr/>
-        <w:t>Podaj link do swojego repozytorium:</w:t>
-      </w:r>
-    </w:p>
-    <w:p>
-      <w:pPr>
-        <w:pStyle w:val="Zadanie"/>
-        <w:rPr/>
-      </w:pPr>
-      <w:r>
-        <w:rPr/>
-      </w:r>
-    </w:p>
-    <w:p>
-      <w:pPr>
-        <w:pStyle w:val="Zadanie"/>
-        <w:rPr/>
-      </w:pPr>
-      <w:r>
-        <w:rPr/>
-        <w:t>…</w:t>
-      </w:r>
-      <w:r>
-        <w:rPr/>
-        <w:t>link, np. https://github.com/.../... …</w:t>
-      </w:r>
-    </w:p>
-    <w:p>
-      <w:pPr>
-        <w:pStyle w:val="Heading1"/>
-        <w:rPr>
-          <w:lang w:val="pl-PL"/>
-        </w:rPr>
-      </w:pPr>
-      <w:bookmarkStart w:id="13" w:name="_Toc223385951"/>
-      <w:r>
-        <w:rPr>
-          <w:lang w:val="pl-PL"/>
-        </w:rPr>
-        <w:t>Podsumowanie</w:t>
-      </w:r>
-      <w:bookmarkEnd w:id="13"/>
     </w:p>
     <w:p>
       <w:pPr>
@@ -4157,7 +4235,7 @@
             <w:sz w:val="24"/>
             <w:szCs w:val="24"/>
           </w:rPr>
-          <w:t>6</w:t>
+          <w:t>5</w:t>
         </w:r>
         <w:r>
           <w:rPr>
@@ -4208,7 +4286,7 @@
             <w:sz w:val="24"/>
             <w:szCs w:val="24"/>
           </w:rPr>
-          <w:t>6</w:t>
+          <w:t>5</w:t>
         </w:r>
         <w:r>
           <w:rPr>
@@ -4344,7 +4422,7 @@
             <w:sz w:val="24"/>
             <w:szCs w:val="24"/>
           </w:rPr>
-          <w:t>6</w:t>
+          <w:t>5</w:t>
         </w:r>
         <w:r>
           <w:rPr>
@@ -5003,7 +5081,7 @@
   <w:docDefaults>
     <w:rPrDefault>
       <w:rPr>
-        <w:rFonts w:ascii="Calibri" w:hAnsi="Calibri" w:eastAsia="Calibri" w:cs="Arial" w:asciiTheme="minorHAnsi" w:cstheme="minorBidi" w:eastAsiaTheme="minorHAnsi" w:hAnsiTheme="minorHAnsi"/>
+        <w:rFonts w:ascii="Calibri" w:hAnsi="Calibri" w:eastAsia="Calibri" w:cs="" w:asciiTheme="minorHAnsi" w:cstheme="minorBidi" w:eastAsiaTheme="minorHAnsi" w:hAnsiTheme="minorHAnsi"/>
         <w:kern w:val="2"/>
         <w:sz w:val="22"/>
         <w:szCs w:val="22"/>
@@ -5401,12 +5479,13 @@
     <w:rsid w:val="00d5576b"/>
     <w:pPr>
       <w:widowControl/>
+      <w:suppressAutoHyphens w:val="true"/>
       <w:bidi w:val="0"/>
       <w:spacing w:lineRule="auto" w:line="259" w:before="0" w:after="160"/>
       <w:jc w:val="start"/>
     </w:pPr>
     <w:rPr>
-      <w:rFonts w:ascii="Calibri" w:hAnsi="Calibri" w:eastAsia="Calibri" w:cs="Arial" w:asciiTheme="minorHAnsi" w:cstheme="minorBidi" w:eastAsiaTheme="minorHAnsi" w:hAnsiTheme="minorHAnsi"/>
+      <w:rFonts w:ascii="Calibri" w:hAnsi="Calibri" w:eastAsia="Calibri" w:cs="" w:asciiTheme="minorHAnsi" w:cstheme="minorBidi" w:eastAsiaTheme="minorHAnsi" w:hAnsiTheme="minorHAnsi"/>
       <w:color w:val="auto"/>
       <w:kern w:val="2"/>
       <w:sz w:val="22"/>
@@ -5430,7 +5509,7 @@
       <w:outlineLvl w:val="0"/>
     </w:pPr>
     <w:rPr>
-      <w:rFonts w:ascii="Calibri Light" w:hAnsi="Calibri Light" w:eastAsia="" w:cs="Times New Roman" w:asciiTheme="majorHAnsi" w:cstheme="majorBidi" w:eastAsiaTheme="majorEastAsia" w:hAnsiTheme="majorHAnsi"/>
+      <w:rFonts w:ascii="Calibri Light" w:hAnsi="Calibri Light" w:eastAsia="" w:cs="" w:asciiTheme="majorHAnsi" w:cstheme="majorBidi" w:eastAsiaTheme="majorEastAsia" w:hAnsiTheme="majorHAnsi"/>
       <w:b/>
       <w:smallCaps/>
       <w:sz w:val="32"/>
@@ -5471,7 +5550,7 @@
     <w:qFormat/>
     <w:rsid w:val="003b2421"/>
     <w:rPr>
-      <w:rFonts w:ascii="Calibri Light" w:hAnsi="Calibri Light" w:eastAsia="" w:cs="Times New Roman" w:asciiTheme="majorHAnsi" w:cstheme="majorBidi" w:eastAsiaTheme="majorEastAsia" w:hAnsiTheme="majorHAnsi"/>
+      <w:rFonts w:ascii="Calibri Light" w:hAnsi="Calibri Light" w:eastAsia="" w:cs="" w:asciiTheme="majorHAnsi" w:cstheme="majorBidi" w:eastAsiaTheme="majorEastAsia" w:hAnsiTheme="majorHAnsi"/>
       <w:b/>
       <w:smallCaps/>
       <w:sz w:val="32"/>
@@ -5497,7 +5576,7 @@
     <w:qFormat/>
     <w:rsid w:val="003b2421"/>
     <w:rPr>
-      <w:rFonts w:ascii="Calibri Light" w:hAnsi="Calibri Light" w:eastAsia="" w:cs="Times New Roman" w:asciiTheme="majorHAnsi" w:cstheme="majorBidi" w:eastAsiaTheme="majorEastAsia" w:hAnsiTheme="majorHAnsi"/>
+      <w:rFonts w:ascii="Calibri Light" w:hAnsi="Calibri Light" w:eastAsia="" w:cs="" w:asciiTheme="majorHAnsi" w:cstheme="majorBidi" w:eastAsiaTheme="majorEastAsia" w:hAnsiTheme="majorHAnsi"/>
       <w:b/>
       <w:smallCaps/>
       <w:spacing w:val="-10"/>
@@ -5678,7 +5757,7 @@
       <w:jc w:val="center"/>
     </w:pPr>
     <w:rPr>
-      <w:rFonts w:ascii="Calibri Light" w:hAnsi="Calibri Light" w:eastAsia="" w:cs="Times New Roman" w:asciiTheme="majorHAnsi" w:cstheme="majorBidi" w:eastAsiaTheme="majorEastAsia" w:hAnsiTheme="majorHAnsi"/>
+      <w:rFonts w:ascii="Calibri Light" w:hAnsi="Calibri Light" w:eastAsia="" w:cs="" w:asciiTheme="majorHAnsi" w:cstheme="majorBidi" w:eastAsiaTheme="majorEastAsia" w:hAnsiTheme="majorHAnsi"/>
       <w:b/>
       <w:smallCaps/>
       <w:spacing w:val="-10"/>

--- a/lab-c/PTW-LC-250A-barczyk-jakub.docx
+++ b/lab-c/PTW-LC-250A-barczyk-jakub.docx
@@ -18,8 +18,8 @@
         <w:tblLook w:val="04a0" w:noVBand="1" w:noHBand="0" w:lastColumn="0" w:firstColumn="1" w:lastRow="0" w:firstRow="1"/>
       </w:tblPr>
       <w:tblGrid>
-        <w:gridCol w:w="1694"/>
-        <w:gridCol w:w="4255"/>
+        <w:gridCol w:w="1693"/>
+        <w:gridCol w:w="4256"/>
         <w:gridCol w:w="4507"/>
       </w:tblGrid>
       <w:tr>
@@ -28,7 +28,7 @@
         </w:trPr>
         <w:tc>
           <w:tcPr>
-            <w:tcW w:w="1694" w:type="dxa"/>
+            <w:tcW w:w="1693" w:type="dxa"/>
             <w:vMerge w:val="restart"/>
             <w:tcBorders>
               <w:top w:val="single" w:sz="4" w:space="0" w:color="D9D9D9"/>
@@ -128,7 +128,7 @@
         </w:tc>
         <w:tc>
           <w:tcPr>
-            <w:tcW w:w="4255" w:type="dxa"/>
+            <w:tcW w:w="4256" w:type="dxa"/>
             <w:vMerge w:val="restart"/>
             <w:tcBorders>
               <w:top w:val="single" w:sz="4" w:space="0" w:color="D9D9D9"/>
@@ -512,7 +512,7 @@
         </w:trPr>
         <w:tc>
           <w:tcPr>
-            <w:tcW w:w="1694" w:type="dxa"/>
+            <w:tcW w:w="1693" w:type="dxa"/>
             <w:vMerge w:val="continue"/>
             <w:tcBorders>
               <w:top w:val="single" w:sz="4" w:space="0" w:color="D9D9D9"/>
@@ -551,7 +551,7 @@
         </w:tc>
         <w:tc>
           <w:tcPr>
-            <w:tcW w:w="4255" w:type="dxa"/>
+            <w:tcW w:w="4256" w:type="dxa"/>
             <w:vMerge w:val="continue"/>
             <w:tcBorders>
               <w:top w:val="single" w:sz="4" w:space="0" w:color="D9D9D9"/>
@@ -619,7 +619,7 @@
         </w:trPr>
         <w:tc>
           <w:tcPr>
-            <w:tcW w:w="1694" w:type="dxa"/>
+            <w:tcW w:w="1693" w:type="dxa"/>
             <w:tcBorders>
               <w:top w:val="single" w:sz="4" w:space="0" w:color="D9D9D9"/>
               <w:start w:val="single" w:sz="4" w:space="0" w:color="D9D9D9"/>
@@ -705,7 +705,7 @@
         </w:tc>
         <w:tc>
           <w:tcPr>
-            <w:tcW w:w="4255" w:type="dxa"/>
+            <w:tcW w:w="4256" w:type="dxa"/>
             <w:vMerge w:val="continue"/>
             <w:tcBorders>
               <w:top w:val="single" w:sz="4" w:space="0" w:color="D9D9D9"/>
@@ -1447,8 +1447,8 @@
           <w:lang w:val="pl-PL"/>
         </w:rPr>
       </w:pPr>
-      <w:bookmarkStart w:id="4" w:name="_Toc223385946"/>
-      <w:bookmarkStart w:id="5" w:name="_Toc146283465"/>
+      <w:bookmarkStart w:id="4" w:name="_Toc146283465"/>
+      <w:bookmarkStart w:id="5" w:name="_Toc223385946"/>
       <w:r>
         <w:rPr>
           <w:lang w:val="pl-PL"/>
@@ -1497,8 +1497,8 @@
           <w:lang w:val="pl-PL"/>
         </w:rPr>
       </w:pPr>
-      <w:bookmarkStart w:id="6" w:name="_Toc146283466"/>
-      <w:bookmarkStart w:id="7" w:name="_Toc223385947"/>
+      <w:bookmarkStart w:id="6" w:name="_Toc223385947"/>
+      <w:bookmarkStart w:id="7" w:name="_Toc146283466"/>
       <w:r>
         <w:rPr>
           <w:lang w:val="pl-PL"/>
@@ -2010,7 +2010,7 @@
       </w:r>
       <w:r>
         <w:drawing>
-          <wp:anchor distT="0" distB="0" distL="0" distR="0" simplePos="0" relativeHeight="8" behindDoc="0" locked="0" layoutInCell="0" allowOverlap="1">
+          <wp:anchor distT="0" distB="0" distL="0" distR="0" simplePos="0" relativeHeight="2" behindDoc="0" locked="0" layoutInCell="0" allowOverlap="1">
             <wp:simplePos x="0" y="0"/>
             <wp:positionH relativeFrom="column">
               <wp:posOffset>4221480</wp:posOffset>
@@ -2105,8 +2105,8 @@
         <w:tblLook w:val="04a0" w:noVBand="1" w:noHBand="0" w:lastColumn="0" w:firstColumn="1" w:lastRow="0" w:firstRow="1"/>
       </w:tblPr>
       <w:tblGrid>
-        <w:gridCol w:w="8194"/>
-        <w:gridCol w:w="1136"/>
+        <w:gridCol w:w="8193"/>
+        <w:gridCol w:w="1137"/>
         <w:gridCol w:w="1136"/>
       </w:tblGrid>
       <w:tr>
@@ -2115,7 +2115,7 @@
         </w:trPr>
         <w:tc>
           <w:tcPr>
-            <w:tcW w:w="8194" w:type="dxa"/>
+            <w:tcW w:w="8193" w:type="dxa"/>
             <w:tcBorders/>
             <w:vAlign w:val="center"/>
           </w:tcPr>
@@ -2143,6 +2143,39 @@
                 <w:lang w:eastAsia="en-US" w:bidi="ar-SA"/>
               </w:rPr>
               <w:t>Punkty:</w:t>
+            </w:r>
+          </w:p>
+        </w:tc>
+        <w:tc>
+          <w:tcPr>
+            <w:tcW w:w="1137" w:type="dxa"/>
+            <w:tcBorders/>
+            <w:vAlign w:val="center"/>
+          </w:tcPr>
+          <w:p>
+            <w:pPr>
+              <w:pStyle w:val="PunktyTabela"/>
+              <w:widowControl/>
+              <w:suppressAutoHyphens w:val="true"/>
+              <w:spacing w:before="0" w:after="0"/>
+              <w:jc w:val="center"/>
+              <w:rPr>
+                <w:rFonts w:ascii="Calibri" w:hAnsi="Calibri" w:eastAsia="Calibri" w:cs="Arial"/>
+                <w:kern w:val="2"/>
+                <w:sz w:val="22"/>
+                <w:szCs w:val="22"/>
+                <w:lang w:eastAsia="en-US" w:bidi="ar-SA"/>
+              </w:rPr>
+            </w:pPr>
+            <w:r>
+              <w:rPr>
+                <w:rFonts w:eastAsia="Calibri" w:cs="Arial"/>
+                <w:kern w:val="2"/>
+                <w:sz w:val="22"/>
+                <w:szCs w:val="22"/>
+                <w:lang w:eastAsia="en-US" w:bidi="ar-SA"/>
+              </w:rPr>
+              <w:t>0</w:t>
             </w:r>
           </w:p>
         </w:tc>
@@ -2175,39 +2208,6 @@
                 <w:szCs w:val="22"/>
                 <w:lang w:eastAsia="en-US" w:bidi="ar-SA"/>
               </w:rPr>
-              <w:t>0</w:t>
-            </w:r>
-          </w:p>
-        </w:tc>
-        <w:tc>
-          <w:tcPr>
-            <w:tcW w:w="1136" w:type="dxa"/>
-            <w:tcBorders/>
-            <w:vAlign w:val="center"/>
-          </w:tcPr>
-          <w:p>
-            <w:pPr>
-              <w:pStyle w:val="PunktyTabela"/>
-              <w:widowControl/>
-              <w:suppressAutoHyphens w:val="true"/>
-              <w:spacing w:before="0" w:after="0"/>
-              <w:jc w:val="center"/>
-              <w:rPr>
-                <w:rFonts w:ascii="Calibri" w:hAnsi="Calibri" w:eastAsia="Calibri" w:cs="Arial"/>
-                <w:kern w:val="2"/>
-                <w:sz w:val="22"/>
-                <w:szCs w:val="22"/>
-                <w:lang w:eastAsia="en-US" w:bidi="ar-SA"/>
-              </w:rPr>
-            </w:pPr>
-            <w:r>
-              <w:rPr>
-                <w:rFonts w:eastAsia="Calibri" w:cs="Arial"/>
-                <w:kern w:val="2"/>
-                <w:sz w:val="22"/>
-                <w:szCs w:val="22"/>
-                <w:lang w:eastAsia="en-US" w:bidi="ar-SA"/>
-              </w:rPr>
               <w:t>1</w:t>
             </w:r>
           </w:p>
@@ -2233,9 +2233,8 @@
         <w:rPr/>
       </w:pPr>
       <w:r>
-        <w:rPr/>
         <w:drawing>
-          <wp:anchor distT="0" distB="0" distL="0" distR="0" simplePos="0" relativeHeight="9" behindDoc="0" locked="0" layoutInCell="0" allowOverlap="1">
+          <wp:anchor distT="0" distB="0" distL="0" distR="0" simplePos="0" relativeHeight="3" behindDoc="0" locked="0" layoutInCell="0" allowOverlap="1">
             <wp:simplePos x="0" y="0"/>
             <wp:positionH relativeFrom="column">
               <wp:posOffset>2870200</wp:posOffset>
@@ -2281,7 +2280,7 @@
           </wp:anchor>
         </w:drawing>
         <w:drawing>
-          <wp:anchor distT="0" distB="0" distL="0" distR="0" simplePos="0" relativeHeight="10" behindDoc="0" locked="0" layoutInCell="0" allowOverlap="1">
+          <wp:anchor distT="0" distB="0" distL="0" distR="0" simplePos="0" relativeHeight="4" behindDoc="0" locked="0" layoutInCell="0" allowOverlap="1">
             <wp:simplePos x="0" y="0"/>
             <wp:positionH relativeFrom="column">
               <wp:posOffset>4018915</wp:posOffset>
@@ -2327,7 +2326,7 @@
           </wp:anchor>
         </w:drawing>
         <w:drawing>
-          <wp:anchor distT="0" distB="0" distL="0" distR="0" simplePos="0" relativeHeight="11" behindDoc="0" locked="0" layoutInCell="0" allowOverlap="1">
+          <wp:anchor distT="0" distB="0" distL="0" distR="0" simplePos="0" relativeHeight="5" behindDoc="0" locked="0" layoutInCell="0" allowOverlap="1">
             <wp:simplePos x="0" y="0"/>
             <wp:positionH relativeFrom="column">
               <wp:posOffset>5278120</wp:posOffset>
@@ -2473,8 +2472,8 @@
         <w:tblLook w:val="04a0" w:noVBand="1" w:noHBand="0" w:lastColumn="0" w:firstColumn="1" w:lastRow="0" w:firstRow="1"/>
       </w:tblPr>
       <w:tblGrid>
-        <w:gridCol w:w="8194"/>
-        <w:gridCol w:w="1136"/>
+        <w:gridCol w:w="8193"/>
+        <w:gridCol w:w="1137"/>
         <w:gridCol w:w="1136"/>
       </w:tblGrid>
       <w:tr>
@@ -2483,7 +2482,7 @@
         </w:trPr>
         <w:tc>
           <w:tcPr>
-            <w:tcW w:w="8194" w:type="dxa"/>
+            <w:tcW w:w="8193" w:type="dxa"/>
             <w:tcBorders/>
             <w:vAlign w:val="center"/>
           </w:tcPr>
@@ -2511,6 +2510,39 @@
                 <w:lang w:eastAsia="en-US" w:bidi="ar-SA"/>
               </w:rPr>
               <w:t>Punkty:</w:t>
+            </w:r>
+          </w:p>
+        </w:tc>
+        <w:tc>
+          <w:tcPr>
+            <w:tcW w:w="1137" w:type="dxa"/>
+            <w:tcBorders/>
+            <w:vAlign w:val="center"/>
+          </w:tcPr>
+          <w:p>
+            <w:pPr>
+              <w:pStyle w:val="PunktyTabela"/>
+              <w:widowControl/>
+              <w:suppressAutoHyphens w:val="true"/>
+              <w:spacing w:before="0" w:after="0"/>
+              <w:jc w:val="center"/>
+              <w:rPr>
+                <w:rFonts w:ascii="Calibri" w:hAnsi="Calibri" w:eastAsia="Calibri" w:cs="Arial"/>
+                <w:kern w:val="2"/>
+                <w:sz w:val="22"/>
+                <w:szCs w:val="22"/>
+                <w:lang w:eastAsia="en-US" w:bidi="ar-SA"/>
+              </w:rPr>
+            </w:pPr>
+            <w:r>
+              <w:rPr>
+                <w:rFonts w:eastAsia="Calibri" w:cs="Arial"/>
+                <w:kern w:val="2"/>
+                <w:sz w:val="22"/>
+                <w:szCs w:val="22"/>
+                <w:lang w:eastAsia="en-US" w:bidi="ar-SA"/>
+              </w:rPr>
+              <w:t>0</w:t>
             </w:r>
           </w:p>
         </w:tc>
@@ -2543,39 +2575,6 @@
                 <w:szCs w:val="22"/>
                 <w:lang w:eastAsia="en-US" w:bidi="ar-SA"/>
               </w:rPr>
-              <w:t>0</w:t>
-            </w:r>
-          </w:p>
-        </w:tc>
-        <w:tc>
-          <w:tcPr>
-            <w:tcW w:w="1136" w:type="dxa"/>
-            <w:tcBorders/>
-            <w:vAlign w:val="center"/>
-          </w:tcPr>
-          <w:p>
-            <w:pPr>
-              <w:pStyle w:val="PunktyTabela"/>
-              <w:widowControl/>
-              <w:suppressAutoHyphens w:val="true"/>
-              <w:spacing w:before="0" w:after="0"/>
-              <w:jc w:val="center"/>
-              <w:rPr>
-                <w:rFonts w:ascii="Calibri" w:hAnsi="Calibri" w:eastAsia="Calibri" w:cs="Arial"/>
-                <w:kern w:val="2"/>
-                <w:sz w:val="22"/>
-                <w:szCs w:val="22"/>
-                <w:lang w:eastAsia="en-US" w:bidi="ar-SA"/>
-              </w:rPr>
-            </w:pPr>
-            <w:r>
-              <w:rPr>
-                <w:rFonts w:eastAsia="Calibri" w:cs="Arial"/>
-                <w:kern w:val="2"/>
-                <w:sz w:val="22"/>
-                <w:szCs w:val="22"/>
-                <w:lang w:eastAsia="en-US" w:bidi="ar-SA"/>
-              </w:rPr>
               <w:t>1</w:t>
             </w:r>
           </w:p>
@@ -2609,7 +2608,7 @@
       <w:r>
         <w:rPr/>
         <w:drawing>
-          <wp:anchor distT="0" distB="0" distL="0" distR="0" simplePos="0" relativeHeight="12" behindDoc="0" locked="0" layoutInCell="0" allowOverlap="1">
+          <wp:anchor distT="0" distB="0" distL="0" distR="0" simplePos="0" relativeHeight="6" behindDoc="0" locked="0" layoutInCell="0" allowOverlap="1">
             <wp:simplePos x="0" y="0"/>
             <wp:positionH relativeFrom="column">
               <wp:posOffset>471170</wp:posOffset>
@@ -2674,7 +2673,7 @@
       <w:r>
         <w:rPr/>
         <w:drawing>
-          <wp:anchor distT="0" distB="0" distL="0" distR="0" simplePos="0" relativeHeight="13" behindDoc="0" locked="0" layoutInCell="0" allowOverlap="1">
+          <wp:anchor distT="0" distB="0" distL="0" distR="0" simplePos="0" relativeHeight="7" behindDoc="0" locked="0" layoutInCell="0" allowOverlap="1">
             <wp:simplePos x="0" y="0"/>
             <wp:positionH relativeFrom="column">
               <wp:posOffset>4712970</wp:posOffset>
@@ -2775,8 +2774,8 @@
         <w:tblLook w:val="04a0" w:noVBand="1" w:noHBand="0" w:lastColumn="0" w:firstColumn="1" w:lastRow="0" w:firstRow="1"/>
       </w:tblPr>
       <w:tblGrid>
-        <w:gridCol w:w="8194"/>
-        <w:gridCol w:w="1136"/>
+        <w:gridCol w:w="8193"/>
+        <w:gridCol w:w="1137"/>
         <w:gridCol w:w="1136"/>
       </w:tblGrid>
       <w:tr>
@@ -2785,7 +2784,7 @@
         </w:trPr>
         <w:tc>
           <w:tcPr>
-            <w:tcW w:w="8194" w:type="dxa"/>
+            <w:tcW w:w="8193" w:type="dxa"/>
             <w:tcBorders/>
             <w:vAlign w:val="center"/>
           </w:tcPr>
@@ -2813,6 +2812,39 @@
                 <w:lang w:eastAsia="en-US" w:bidi="ar-SA"/>
               </w:rPr>
               <w:t>Punkty:</w:t>
+            </w:r>
+          </w:p>
+        </w:tc>
+        <w:tc>
+          <w:tcPr>
+            <w:tcW w:w="1137" w:type="dxa"/>
+            <w:tcBorders/>
+            <w:vAlign w:val="center"/>
+          </w:tcPr>
+          <w:p>
+            <w:pPr>
+              <w:pStyle w:val="PunktyTabela"/>
+              <w:widowControl/>
+              <w:suppressAutoHyphens w:val="true"/>
+              <w:spacing w:before="0" w:after="0"/>
+              <w:jc w:val="center"/>
+              <w:rPr>
+                <w:rFonts w:ascii="Calibri" w:hAnsi="Calibri" w:eastAsia="Calibri" w:cs="Arial"/>
+                <w:kern w:val="2"/>
+                <w:sz w:val="22"/>
+                <w:szCs w:val="22"/>
+                <w:lang w:eastAsia="en-US" w:bidi="ar-SA"/>
+              </w:rPr>
+            </w:pPr>
+            <w:r>
+              <w:rPr>
+                <w:rFonts w:eastAsia="Calibri" w:cs="Arial"/>
+                <w:kern w:val="2"/>
+                <w:sz w:val="22"/>
+                <w:szCs w:val="22"/>
+                <w:lang w:eastAsia="en-US" w:bidi="ar-SA"/>
+              </w:rPr>
+              <w:t>0</w:t>
             </w:r>
           </w:p>
         </w:tc>
@@ -2845,39 +2877,6 @@
                 <w:szCs w:val="22"/>
                 <w:lang w:eastAsia="en-US" w:bidi="ar-SA"/>
               </w:rPr>
-              <w:t>0</w:t>
-            </w:r>
-          </w:p>
-        </w:tc>
-        <w:tc>
-          <w:tcPr>
-            <w:tcW w:w="1136" w:type="dxa"/>
-            <w:tcBorders/>
-            <w:vAlign w:val="center"/>
-          </w:tcPr>
-          <w:p>
-            <w:pPr>
-              <w:pStyle w:val="PunktyTabela"/>
-              <w:widowControl/>
-              <w:suppressAutoHyphens w:val="true"/>
-              <w:spacing w:before="0" w:after="0"/>
-              <w:jc w:val="center"/>
-              <w:rPr>
-                <w:rFonts w:ascii="Calibri" w:hAnsi="Calibri" w:eastAsia="Calibri" w:cs="Arial"/>
-                <w:kern w:val="2"/>
-                <w:sz w:val="22"/>
-                <w:szCs w:val="22"/>
-                <w:lang w:eastAsia="en-US" w:bidi="ar-SA"/>
-              </w:rPr>
-            </w:pPr>
-            <w:r>
-              <w:rPr>
-                <w:rFonts w:eastAsia="Calibri" w:cs="Arial"/>
-                <w:kern w:val="2"/>
-                <w:sz w:val="22"/>
-                <w:szCs w:val="22"/>
-                <w:lang w:eastAsia="en-US" w:bidi="ar-SA"/>
-              </w:rPr>
               <w:t>1</w:t>
             </w:r>
           </w:p>
@@ -2900,31 +2899,22 @@
       </w:pPr>
       <w:r>
         <w:rPr/>
-        <w:t>Wstaw zrzut ekranu obrazujący zapisanie ustawionego fragmentu mapy dynamicznej do rastra w canvas:</w:t>
-      </w:r>
-    </w:p>
-    <w:p>
-      <w:pPr>
-        <w:pStyle w:val="Zadanie"/>
-        <w:rPr/>
-      </w:pPr>
-      <w:r>
-        <w:rPr/>
-      </w:r>
-    </w:p>
-    <w:p>
-      <w:pPr>
-        <w:pStyle w:val="Zadanie"/>
-        <w:jc w:val="center"/>
-        <w:rPr/>
-      </w:pPr>
-      <w:r>
-        <w:rPr/>
+        <w:t>Wstaw zrzut ekranu obrazujący zapisanie ustawionego fragmentu mapy dynamicznej do rastra w ca</w:t>
+      </w:r>
+      <w:r>
         <w:drawing>
-          <wp:inline distT="0" distB="0" distL="0" distR="0">
-            <wp:extent cx="899795" cy="899795"/>
+          <wp:anchor distT="0" distB="0" distL="0" distR="0" simplePos="0" relativeHeight="8" behindDoc="0" locked="0" layoutInCell="0" allowOverlap="1">
+            <wp:simplePos x="0" y="0"/>
+            <wp:positionH relativeFrom="column">
+              <wp:posOffset>5582285</wp:posOffset>
+            </wp:positionH>
+            <wp:positionV relativeFrom="paragraph">
+              <wp:posOffset>219075</wp:posOffset>
+            </wp:positionV>
+            <wp:extent cx="1113155" cy="1141095"/>
             <wp:effectExtent l="0" t="0" r="0" b="0"/>
-            <wp:docPr id="7" name="Obraz 977638759" descr="Obraz zawierający biały, design&#10;&#10;Zawartość wygenerowana przez AI może być niepoprawna."/>
+            <wp:wrapSquare wrapText="largest"/>
+            <wp:docPr id="7" name="Image6"/>
             <wp:cNvGraphicFramePr>
               <a:graphicFrameLocks xmlns:a="http://schemas.openxmlformats.org/drawingml/2006/main" noChangeAspect="1"/>
             </wp:cNvGraphicFramePr>
@@ -2932,7 +2922,7 @@
               <a:graphicData uri="http://schemas.openxmlformats.org/drawingml/2006/picture">
                 <pic:pic xmlns:pic="http://schemas.openxmlformats.org/drawingml/2006/picture">
                   <pic:nvPicPr>
-                    <pic:cNvPr id="7" name="Obraz 977638759" descr="Obraz zawierający biały, design&#10;&#10;Zawartość wygenerowana przez AI może być niepoprawna."/>
+                    <pic:cNvPr id="7" name="Image6"/>
                     <pic:cNvPicPr>
                       <a:picLocks noChangeAspect="1" noChangeArrowheads="1"/>
                     </pic:cNvPicPr>
@@ -2946,7 +2936,7 @@
                   <pic:spPr bwMode="auto">
                     <a:xfrm>
                       <a:off x="0" y="0"/>
-                      <a:ext cx="899795" cy="899795"/>
+                      <a:ext cx="1113155" cy="1141095"/>
                     </a:xfrm>
                     <a:prstGeom prst="rect">
                       <a:avLst/>
@@ -2956,8 +2946,35 @@
                 </pic:pic>
               </a:graphicData>
             </a:graphic>
-          </wp:inline>
+          </wp:anchor>
         </w:drawing>
+      </w:r>
+      <w:r>
+        <w:rPr/>
+        <w:t xml:space="preserve">nvas: </w:t>
+      </w:r>
+      <w:r>
+        <w:rPr/>
+        <w:t>(losowosc jest wylaczana na tym zrzucie, jest to jedna linijka w kodzie ale pomaga w pracy)</w:t>
+      </w:r>
+    </w:p>
+    <w:p>
+      <w:pPr>
+        <w:pStyle w:val="Zadanie"/>
+        <w:rPr/>
+      </w:pPr>
+      <w:r>
+        <w:rPr/>
+      </w:r>
+    </w:p>
+    <w:p>
+      <w:pPr>
+        <w:pStyle w:val="Zadanie"/>
+        <w:jc w:val="center"/>
+        <w:rPr/>
+      </w:pPr>
+      <w:r>
+        <w:rPr/>
       </w:r>
     </w:p>
     <w:p>
@@ -2985,8 +3002,8 @@
         <w:tblLook w:val="04a0" w:noVBand="1" w:noHBand="0" w:lastColumn="0" w:firstColumn="1" w:lastRow="0" w:firstRow="1"/>
       </w:tblPr>
       <w:tblGrid>
-        <w:gridCol w:w="8194"/>
-        <w:gridCol w:w="1136"/>
+        <w:gridCol w:w="8193"/>
+        <w:gridCol w:w="1137"/>
         <w:gridCol w:w="1136"/>
       </w:tblGrid>
       <w:tr>
@@ -2995,7 +3012,7 @@
         </w:trPr>
         <w:tc>
           <w:tcPr>
-            <w:tcW w:w="8194" w:type="dxa"/>
+            <w:tcW w:w="8193" w:type="dxa"/>
             <w:tcBorders/>
             <w:vAlign w:val="center"/>
           </w:tcPr>
@@ -3023,6 +3040,39 @@
                 <w:lang w:eastAsia="en-US" w:bidi="ar-SA"/>
               </w:rPr>
               <w:t>Punkty:</w:t>
+            </w:r>
+          </w:p>
+        </w:tc>
+        <w:tc>
+          <w:tcPr>
+            <w:tcW w:w="1137" w:type="dxa"/>
+            <w:tcBorders/>
+            <w:vAlign w:val="center"/>
+          </w:tcPr>
+          <w:p>
+            <w:pPr>
+              <w:pStyle w:val="PunktyTabela"/>
+              <w:widowControl/>
+              <w:suppressAutoHyphens w:val="true"/>
+              <w:spacing w:before="0" w:after="0"/>
+              <w:jc w:val="center"/>
+              <w:rPr>
+                <w:rFonts w:ascii="Calibri" w:hAnsi="Calibri" w:eastAsia="Calibri" w:cs="Arial"/>
+                <w:kern w:val="2"/>
+                <w:sz w:val="22"/>
+                <w:szCs w:val="22"/>
+                <w:lang w:eastAsia="en-US" w:bidi="ar-SA"/>
+              </w:rPr>
+            </w:pPr>
+            <w:r>
+              <w:rPr>
+                <w:rFonts w:eastAsia="Calibri" w:cs="Arial"/>
+                <w:kern w:val="2"/>
+                <w:sz w:val="22"/>
+                <w:szCs w:val="22"/>
+                <w:lang w:eastAsia="en-US" w:bidi="ar-SA"/>
+              </w:rPr>
+              <w:t>0</w:t>
             </w:r>
           </w:p>
         </w:tc>
@@ -3055,39 +3105,6 @@
                 <w:szCs w:val="22"/>
                 <w:lang w:eastAsia="en-US" w:bidi="ar-SA"/>
               </w:rPr>
-              <w:t>0</w:t>
-            </w:r>
-          </w:p>
-        </w:tc>
-        <w:tc>
-          <w:tcPr>
-            <w:tcW w:w="1136" w:type="dxa"/>
-            <w:tcBorders/>
-            <w:vAlign w:val="center"/>
-          </w:tcPr>
-          <w:p>
-            <w:pPr>
-              <w:pStyle w:val="PunktyTabela"/>
-              <w:widowControl/>
-              <w:suppressAutoHyphens w:val="true"/>
-              <w:spacing w:before="0" w:after="0"/>
-              <w:jc w:val="center"/>
-              <w:rPr>
-                <w:rFonts w:ascii="Calibri" w:hAnsi="Calibri" w:eastAsia="Calibri" w:cs="Arial"/>
-                <w:kern w:val="2"/>
-                <w:sz w:val="22"/>
-                <w:szCs w:val="22"/>
-                <w:lang w:eastAsia="en-US" w:bidi="ar-SA"/>
-              </w:rPr>
-            </w:pPr>
-            <w:r>
-              <w:rPr>
-                <w:rFonts w:eastAsia="Calibri" w:cs="Arial"/>
-                <w:kern w:val="2"/>
-                <w:sz w:val="22"/>
-                <w:szCs w:val="22"/>
-                <w:lang w:eastAsia="en-US" w:bidi="ar-SA"/>
-              </w:rPr>
               <w:t>1</w:t>
             </w:r>
           </w:p>
@@ -3109,32 +3126,19 @@
         <w:rPr/>
       </w:pPr>
       <w:r>
-        <w:rPr/>
-        <w:t>Wstaw zrzut ekranu obrazujący podział mapy rastrowej na puzzle:</w:t>
-      </w:r>
-    </w:p>
-    <w:p>
-      <w:pPr>
-        <w:pStyle w:val="Zadanie"/>
-        <w:rPr/>
-      </w:pPr>
-      <w:r>
-        <w:rPr/>
-      </w:r>
-    </w:p>
-    <w:p>
-      <w:pPr>
-        <w:pStyle w:val="Zadanie"/>
-        <w:jc w:val="center"/>
-        <w:rPr/>
-      </w:pPr>
-      <w:r>
-        <w:rPr/>
         <w:drawing>
-          <wp:inline distT="0" distB="0" distL="0" distR="0">
-            <wp:extent cx="899795" cy="899795"/>
+          <wp:anchor distT="0" distB="0" distL="0" distR="0" simplePos="0" relativeHeight="9" behindDoc="0" locked="0" layoutInCell="0" allowOverlap="1">
+            <wp:simplePos x="0" y="0"/>
+            <wp:positionH relativeFrom="column">
+              <wp:posOffset>294005</wp:posOffset>
+            </wp:positionH>
+            <wp:positionV relativeFrom="paragraph">
+              <wp:posOffset>193040</wp:posOffset>
+            </wp:positionV>
+            <wp:extent cx="1203960" cy="1234440"/>
             <wp:effectExtent l="0" t="0" r="0" b="0"/>
-            <wp:docPr id="8" name="Obraz 1678600484" descr="Obraz zawierający biały, design&#10;&#10;Zawartość wygenerowana przez AI może być niepoprawna."/>
+            <wp:wrapSquare wrapText="largest"/>
+            <wp:docPr id="8" name="Image7"/>
             <wp:cNvGraphicFramePr>
               <a:graphicFrameLocks xmlns:a="http://schemas.openxmlformats.org/drawingml/2006/main" noChangeAspect="1"/>
             </wp:cNvGraphicFramePr>
@@ -3142,7 +3146,7 @@
               <a:graphicData uri="http://schemas.openxmlformats.org/drawingml/2006/picture">
                 <pic:pic xmlns:pic="http://schemas.openxmlformats.org/drawingml/2006/picture">
                   <pic:nvPicPr>
-                    <pic:cNvPr id="8" name="Obraz 1678600484" descr="Obraz zawierający biały, design&#10;&#10;Zawartość wygenerowana przez AI może być niepoprawna."/>
+                    <pic:cNvPr id="8" name="Image7"/>
                     <pic:cNvPicPr>
                       <a:picLocks noChangeAspect="1" noChangeArrowheads="1"/>
                     </pic:cNvPicPr>
@@ -3156,7 +3160,7 @@
                   <pic:spPr bwMode="auto">
                     <a:xfrm>
                       <a:off x="0" y="0"/>
-                      <a:ext cx="899795" cy="899795"/>
+                      <a:ext cx="1203960" cy="1234440"/>
                     </a:xfrm>
                     <a:prstGeom prst="rect">
                       <a:avLst/>
@@ -3166,8 +3170,45 @@
                 </pic:pic>
               </a:graphicData>
             </a:graphic>
-          </wp:inline>
+          </wp:anchor>
         </w:drawing>
+      </w:r>
+      <w:r>
+        <w:rPr/>
+        <w:t>Wstaw zrzut ekranu obrazujący podział mapy rastrowej na puzzle:</w:t>
+        <w:br/>
+      </w:r>
+      <w:r>
+        <w:rPr/>
+        <w:t>Losowosc jest wylaczana, tak jak wczesniej.</w:t>
+      </w:r>
+    </w:p>
+    <w:p>
+      <w:pPr>
+        <w:pStyle w:val="Zadanie"/>
+        <w:rPr/>
+      </w:pPr>
+      <w:r>
+        <w:rPr/>
+      </w:r>
+    </w:p>
+    <w:p>
+      <w:pPr>
+        <w:pStyle w:val="Zadanie"/>
+        <w:rPr/>
+      </w:pPr>
+      <w:r>
+        <w:rPr/>
+      </w:r>
+    </w:p>
+    <w:p>
+      <w:pPr>
+        <w:pStyle w:val="Zadanie"/>
+        <w:jc w:val="center"/>
+        <w:rPr/>
+      </w:pPr>
+      <w:r>
+        <w:rPr/>
       </w:r>
     </w:p>
     <w:p>
@@ -3195,8 +3236,8 @@
         <w:tblLook w:val="04a0" w:noVBand="1" w:noHBand="0" w:lastColumn="0" w:firstColumn="1" w:lastRow="0" w:firstRow="1"/>
       </w:tblPr>
       <w:tblGrid>
-        <w:gridCol w:w="8194"/>
-        <w:gridCol w:w="1136"/>
+        <w:gridCol w:w="8193"/>
+        <w:gridCol w:w="1137"/>
         <w:gridCol w:w="1136"/>
       </w:tblGrid>
       <w:tr>
@@ -3205,7 +3246,7 @@
         </w:trPr>
         <w:tc>
           <w:tcPr>
-            <w:tcW w:w="8194" w:type="dxa"/>
+            <w:tcW w:w="8193" w:type="dxa"/>
             <w:tcBorders/>
             <w:vAlign w:val="center"/>
           </w:tcPr>
@@ -3233,6 +3274,39 @@
                 <w:lang w:eastAsia="en-US" w:bidi="ar-SA"/>
               </w:rPr>
               <w:t>Punkty:</w:t>
+            </w:r>
+          </w:p>
+        </w:tc>
+        <w:tc>
+          <w:tcPr>
+            <w:tcW w:w="1137" w:type="dxa"/>
+            <w:tcBorders/>
+            <w:vAlign w:val="center"/>
+          </w:tcPr>
+          <w:p>
+            <w:pPr>
+              <w:pStyle w:val="PunktyTabela"/>
+              <w:widowControl/>
+              <w:suppressAutoHyphens w:val="true"/>
+              <w:spacing w:before="0" w:after="0"/>
+              <w:jc w:val="center"/>
+              <w:rPr>
+                <w:rFonts w:ascii="Calibri" w:hAnsi="Calibri" w:eastAsia="Calibri" w:cs="Arial"/>
+                <w:kern w:val="2"/>
+                <w:sz w:val="22"/>
+                <w:szCs w:val="22"/>
+                <w:lang w:eastAsia="en-US" w:bidi="ar-SA"/>
+              </w:rPr>
+            </w:pPr>
+            <w:r>
+              <w:rPr>
+                <w:rFonts w:eastAsia="Calibri" w:cs="Arial"/>
+                <w:kern w:val="2"/>
+                <w:sz w:val="22"/>
+                <w:szCs w:val="22"/>
+                <w:lang w:eastAsia="en-US" w:bidi="ar-SA"/>
+              </w:rPr>
+              <w:t>0</w:t>
             </w:r>
           </w:p>
         </w:tc>
@@ -3265,39 +3339,6 @@
                 <w:szCs w:val="22"/>
                 <w:lang w:eastAsia="en-US" w:bidi="ar-SA"/>
               </w:rPr>
-              <w:t>0</w:t>
-            </w:r>
-          </w:p>
-        </w:tc>
-        <w:tc>
-          <w:tcPr>
-            <w:tcW w:w="1136" w:type="dxa"/>
-            <w:tcBorders/>
-            <w:vAlign w:val="center"/>
-          </w:tcPr>
-          <w:p>
-            <w:pPr>
-              <w:pStyle w:val="PunktyTabela"/>
-              <w:widowControl/>
-              <w:suppressAutoHyphens w:val="true"/>
-              <w:spacing w:before="0" w:after="0"/>
-              <w:jc w:val="center"/>
-              <w:rPr>
-                <w:rFonts w:ascii="Calibri" w:hAnsi="Calibri" w:eastAsia="Calibri" w:cs="Arial"/>
-                <w:kern w:val="2"/>
-                <w:sz w:val="22"/>
-                <w:szCs w:val="22"/>
-                <w:lang w:eastAsia="en-US" w:bidi="ar-SA"/>
-              </w:rPr>
-            </w:pPr>
-            <w:r>
-              <w:rPr>
-                <w:rFonts w:eastAsia="Calibri" w:cs="Arial"/>
-                <w:kern w:val="2"/>
-                <w:sz w:val="22"/>
-                <w:szCs w:val="22"/>
-                <w:lang w:eastAsia="en-US" w:bidi="ar-SA"/>
-              </w:rPr>
               <w:t>1</w:t>
             </w:r>
           </w:p>
@@ -3320,31 +3361,23 @@
       </w:pPr>
       <w:r>
         <w:rPr/>
-        <w:t>Wstaw dwa zrzuty ekranu obrazujące działanie mechanizmu Drag-and-Drop na puzzlach:</w:t>
-      </w:r>
-    </w:p>
-    <w:p>
-      <w:pPr>
-        <w:pStyle w:val="Zadanie"/>
-        <w:rPr/>
-      </w:pPr>
-      <w:r>
-        <w:rPr/>
-      </w:r>
-    </w:p>
-    <w:p>
-      <w:pPr>
-        <w:pStyle w:val="Zadanie"/>
-        <w:jc w:val="center"/>
-        <w:rPr/>
-      </w:pPr>
+        <w:t>Ws</w:t>
+      </w:r>
       <w:r>
         <w:rPr/>
         <w:drawing>
-          <wp:inline distT="0" distB="0" distL="0" distR="0">
-            <wp:extent cx="899795" cy="899795"/>
+          <wp:anchor distT="0" distB="0" distL="0" distR="0" simplePos="0" relativeHeight="10" behindDoc="0" locked="0" layoutInCell="0" allowOverlap="1">
+            <wp:simplePos x="0" y="0"/>
+            <wp:positionH relativeFrom="column">
+              <wp:posOffset>36195</wp:posOffset>
+            </wp:positionH>
+            <wp:positionV relativeFrom="paragraph">
+              <wp:posOffset>200025</wp:posOffset>
+            </wp:positionV>
+            <wp:extent cx="2106930" cy="2084705"/>
             <wp:effectExtent l="0" t="0" r="0" b="0"/>
-            <wp:docPr id="9" name="Obraz 1982231316" descr="Obraz zawierający biały, design&#10;&#10;Zawartość wygenerowana przez AI może być niepoprawna."/>
+            <wp:wrapSquare wrapText="largest"/>
+            <wp:docPr id="9" name="Image8"/>
             <wp:cNvGraphicFramePr>
               <a:graphicFrameLocks xmlns:a="http://schemas.openxmlformats.org/drawingml/2006/main" noChangeAspect="1"/>
             </wp:cNvGraphicFramePr>
@@ -3352,7 +3385,7 @@
               <a:graphicData uri="http://schemas.openxmlformats.org/drawingml/2006/picture">
                 <pic:pic xmlns:pic="http://schemas.openxmlformats.org/drawingml/2006/picture">
                   <pic:nvPicPr>
-                    <pic:cNvPr id="9" name="Obraz 1982231316" descr="Obraz zawierający biały, design&#10;&#10;Zawartość wygenerowana przez AI może być niepoprawna."/>
+                    <pic:cNvPr id="9" name="Image8"/>
                     <pic:cNvPicPr>
                       <a:picLocks noChangeAspect="1" noChangeArrowheads="1"/>
                     </pic:cNvPicPr>
@@ -3366,7 +3399,7 @@
                   <pic:spPr bwMode="auto">
                     <a:xfrm>
                       <a:off x="0" y="0"/>
-                      <a:ext cx="899795" cy="899795"/>
+                      <a:ext cx="2106930" cy="2084705"/>
                     </a:xfrm>
                     <a:prstGeom prst="rect">
                       <a:avLst/>
@@ -3376,32 +3409,24 @@
                 </pic:pic>
               </a:graphicData>
             </a:graphic>
-          </wp:inline>
+          </wp:anchor>
         </w:drawing>
-      </w:r>
-    </w:p>
-    <w:p>
-      <w:pPr>
-        <w:pStyle w:val="Zadanie"/>
-        <w:rPr/>
-      </w:pPr>
-      <w:r>
-        <w:rPr/>
-      </w:r>
-    </w:p>
-    <w:p>
-      <w:pPr>
-        <w:pStyle w:val="Zadanie"/>
-        <w:jc w:val="center"/>
-        <w:rPr/>
-      </w:pPr>
-      <w:r>
-        <w:rPr/>
+        <w:t>taw dwa</w:t>
+      </w:r>
+      <w:r>
         <w:drawing>
-          <wp:inline distT="0" distB="0" distL="0" distR="0">
-            <wp:extent cx="899795" cy="899795"/>
+          <wp:anchor distT="0" distB="0" distL="0" distR="0" simplePos="0" relativeHeight="11" behindDoc="0" locked="0" layoutInCell="0" allowOverlap="1">
+            <wp:simplePos x="0" y="0"/>
+            <wp:positionH relativeFrom="column">
+              <wp:posOffset>3848735</wp:posOffset>
+            </wp:positionH>
+            <wp:positionV relativeFrom="paragraph">
+              <wp:posOffset>209550</wp:posOffset>
+            </wp:positionV>
+            <wp:extent cx="1890395" cy="1929765"/>
             <wp:effectExtent l="0" t="0" r="0" b="0"/>
-            <wp:docPr id="10" name="Obraz 1957519965" descr="Obraz zawierający biały, design&#10;&#10;Zawartość wygenerowana przez AI może być niepoprawna."/>
+            <wp:wrapSquare wrapText="largest"/>
+            <wp:docPr id="10" name="Image9"/>
             <wp:cNvGraphicFramePr>
               <a:graphicFrameLocks xmlns:a="http://schemas.openxmlformats.org/drawingml/2006/main" noChangeAspect="1"/>
             </wp:cNvGraphicFramePr>
@@ -3409,7 +3434,7 @@
               <a:graphicData uri="http://schemas.openxmlformats.org/drawingml/2006/picture">
                 <pic:pic xmlns:pic="http://schemas.openxmlformats.org/drawingml/2006/picture">
                   <pic:nvPicPr>
-                    <pic:cNvPr id="10" name="Obraz 1957519965" descr="Obraz zawierający biały, design&#10;&#10;Zawartość wygenerowana przez AI może być niepoprawna."/>
+                    <pic:cNvPr id="10" name="Image9"/>
                     <pic:cNvPicPr>
                       <a:picLocks noChangeAspect="1" noChangeArrowheads="1"/>
                     </pic:cNvPicPr>
@@ -3423,7 +3448,7 @@
                   <pic:spPr bwMode="auto">
                     <a:xfrm>
                       <a:off x="0" y="0"/>
-                      <a:ext cx="899795" cy="899795"/>
+                      <a:ext cx="1890395" cy="1929765"/>
                     </a:xfrm>
                     <a:prstGeom prst="rect">
                       <a:avLst/>
@@ -3433,8 +3458,50 @@
                 </pic:pic>
               </a:graphicData>
             </a:graphic>
-          </wp:inline>
+          </wp:anchor>
         </w:drawing>
+      </w:r>
+      <w:r>
+        <w:rPr/>
+        <w:t xml:space="preserve"> zrzuty ekranu obrazujące działanie mechanizmu Drag-and-Drop na puzzlach:</w:t>
+      </w:r>
+    </w:p>
+    <w:p>
+      <w:pPr>
+        <w:pStyle w:val="Zadanie"/>
+        <w:rPr/>
+      </w:pPr>
+      <w:r>
+        <w:rPr/>
+      </w:r>
+    </w:p>
+    <w:p>
+      <w:pPr>
+        <w:pStyle w:val="Zadanie"/>
+        <w:jc w:val="center"/>
+        <w:rPr/>
+      </w:pPr>
+      <w:r>
+        <w:rPr/>
+      </w:r>
+    </w:p>
+    <w:p>
+      <w:pPr>
+        <w:pStyle w:val="Zadanie"/>
+        <w:rPr/>
+      </w:pPr>
+      <w:r>
+        <w:rPr/>
+      </w:r>
+    </w:p>
+    <w:p>
+      <w:pPr>
+        <w:pStyle w:val="Zadanie"/>
+        <w:jc w:val="center"/>
+        <w:rPr/>
+      </w:pPr>
+      <w:r>
+        <w:rPr/>
       </w:r>
     </w:p>
     <w:p>
@@ -3462,8 +3529,8 @@
         <w:tblLook w:val="04a0" w:noVBand="1" w:noHBand="0" w:lastColumn="0" w:firstColumn="1" w:lastRow="0" w:firstRow="1"/>
       </w:tblPr>
       <w:tblGrid>
-        <w:gridCol w:w="8194"/>
-        <w:gridCol w:w="1136"/>
+        <w:gridCol w:w="8193"/>
+        <w:gridCol w:w="1137"/>
         <w:gridCol w:w="1136"/>
       </w:tblGrid>
       <w:tr>
@@ -3472,7 +3539,7 @@
         </w:trPr>
         <w:tc>
           <w:tcPr>
-            <w:tcW w:w="8194" w:type="dxa"/>
+            <w:tcW w:w="8193" w:type="dxa"/>
             <w:tcBorders/>
             <w:vAlign w:val="center"/>
           </w:tcPr>
@@ -3500,6 +3567,39 @@
                 <w:lang w:eastAsia="en-US" w:bidi="ar-SA"/>
               </w:rPr>
               <w:t>Punkty:</w:t>
+            </w:r>
+          </w:p>
+        </w:tc>
+        <w:tc>
+          <w:tcPr>
+            <w:tcW w:w="1137" w:type="dxa"/>
+            <w:tcBorders/>
+            <w:vAlign w:val="center"/>
+          </w:tcPr>
+          <w:p>
+            <w:pPr>
+              <w:pStyle w:val="PunktyTabela"/>
+              <w:widowControl/>
+              <w:suppressAutoHyphens w:val="true"/>
+              <w:spacing w:before="0" w:after="0"/>
+              <w:jc w:val="center"/>
+              <w:rPr>
+                <w:rFonts w:ascii="Calibri" w:hAnsi="Calibri" w:eastAsia="Calibri" w:cs="Arial"/>
+                <w:kern w:val="2"/>
+                <w:sz w:val="22"/>
+                <w:szCs w:val="22"/>
+                <w:lang w:eastAsia="en-US" w:bidi="ar-SA"/>
+              </w:rPr>
+            </w:pPr>
+            <w:r>
+              <w:rPr>
+                <w:rFonts w:eastAsia="Calibri" w:cs="Arial"/>
+                <w:kern w:val="2"/>
+                <w:sz w:val="22"/>
+                <w:szCs w:val="22"/>
+                <w:lang w:eastAsia="en-US" w:bidi="ar-SA"/>
+              </w:rPr>
+              <w:t>0</w:t>
             </w:r>
           </w:p>
         </w:tc>
@@ -3532,39 +3632,6 @@
                 <w:szCs w:val="22"/>
                 <w:lang w:eastAsia="en-US" w:bidi="ar-SA"/>
               </w:rPr>
-              <w:t>0</w:t>
-            </w:r>
-          </w:p>
-        </w:tc>
-        <w:tc>
-          <w:tcPr>
-            <w:tcW w:w="1136" w:type="dxa"/>
-            <w:tcBorders/>
-            <w:vAlign w:val="center"/>
-          </w:tcPr>
-          <w:p>
-            <w:pPr>
-              <w:pStyle w:val="PunktyTabela"/>
-              <w:widowControl/>
-              <w:suppressAutoHyphens w:val="true"/>
-              <w:spacing w:before="0" w:after="0"/>
-              <w:jc w:val="center"/>
-              <w:rPr>
-                <w:rFonts w:ascii="Calibri" w:hAnsi="Calibri" w:eastAsia="Calibri" w:cs="Arial"/>
-                <w:kern w:val="2"/>
-                <w:sz w:val="22"/>
-                <w:szCs w:val="22"/>
-                <w:lang w:eastAsia="en-US" w:bidi="ar-SA"/>
-              </w:rPr>
-            </w:pPr>
-            <w:r>
-              <w:rPr>
-                <w:rFonts w:eastAsia="Calibri" w:cs="Arial"/>
-                <w:kern w:val="2"/>
-                <w:sz w:val="22"/>
-                <w:szCs w:val="22"/>
-                <w:lang w:eastAsia="en-US" w:bidi="ar-SA"/>
-              </w:rPr>
               <w:t>1</w:t>
             </w:r>
           </w:p>
@@ -3588,31 +3655,19 @@
       </w:r>
       <w:r>
         <w:rPr/>
-        <w:t>:</w:t>
-      </w:r>
-    </w:p>
-    <w:p>
-      <w:pPr>
-        <w:pStyle w:val="Zadanie"/>
-        <w:rPr/>
-      </w:pPr>
-      <w:r>
-        <w:rPr/>
-      </w:r>
-    </w:p>
-    <w:p>
-      <w:pPr>
-        <w:pStyle w:val="Zadanie"/>
-        <w:jc w:val="center"/>
-        <w:rPr/>
-      </w:pPr>
-      <w:r>
-        <w:rPr/>
         <w:drawing>
-          <wp:inline distT="0" distB="0" distL="0" distR="0">
-            <wp:extent cx="899795" cy="899795"/>
+          <wp:anchor distT="0" distB="0" distL="0" distR="0" simplePos="0" relativeHeight="12" behindDoc="0" locked="0" layoutInCell="0" allowOverlap="1">
+            <wp:simplePos x="0" y="0"/>
+            <wp:positionH relativeFrom="column">
+              <wp:posOffset>4851400</wp:posOffset>
+            </wp:positionH>
+            <wp:positionV relativeFrom="paragraph">
+              <wp:posOffset>608330</wp:posOffset>
+            </wp:positionV>
+            <wp:extent cx="1330325" cy="822960"/>
             <wp:effectExtent l="0" t="0" r="0" b="0"/>
-            <wp:docPr id="11" name="Obraz 370388062" descr="Obraz zawierający biały, design&#10;&#10;Zawartość wygenerowana przez AI może być niepoprawna."/>
+            <wp:wrapSquare wrapText="largest"/>
+            <wp:docPr id="11" name="Image10"/>
             <wp:cNvGraphicFramePr>
               <a:graphicFrameLocks xmlns:a="http://schemas.openxmlformats.org/drawingml/2006/main" noChangeAspect="1"/>
             </wp:cNvGraphicFramePr>
@@ -3620,7 +3675,7 @@
               <a:graphicData uri="http://schemas.openxmlformats.org/drawingml/2006/picture">
                 <pic:pic xmlns:pic="http://schemas.openxmlformats.org/drawingml/2006/picture">
                   <pic:nvPicPr>
-                    <pic:cNvPr id="11" name="Obraz 370388062" descr="Obraz zawierający biały, design&#10;&#10;Zawartość wygenerowana przez AI może być niepoprawna."/>
+                    <pic:cNvPr id="11" name="Image10"/>
                     <pic:cNvPicPr>
                       <a:picLocks noChangeAspect="1" noChangeArrowheads="1"/>
                     </pic:cNvPicPr>
@@ -3634,7 +3689,7 @@
                   <pic:spPr bwMode="auto">
                     <a:xfrm>
                       <a:off x="0" y="0"/>
-                      <a:ext cx="899795" cy="899795"/>
+                      <a:ext cx="1330325" cy="822960"/>
                     </a:xfrm>
                     <a:prstGeom prst="rect">
                       <a:avLst/>
@@ -3644,8 +3699,31 @@
                 </pic:pic>
               </a:graphicData>
             </a:graphic>
-          </wp:inline>
+          </wp:anchor>
         </w:drawing>
+      </w:r>
+      <w:r>
+        <w:rPr/>
+        <w:t>:</w:t>
+      </w:r>
+    </w:p>
+    <w:p>
+      <w:pPr>
+        <w:pStyle w:val="Zadanie"/>
+        <w:rPr/>
+      </w:pPr>
+      <w:r>
+        <w:rPr/>
+      </w:r>
+    </w:p>
+    <w:p>
+      <w:pPr>
+        <w:pStyle w:val="Zadanie"/>
+        <w:jc w:val="center"/>
+        <w:rPr/>
+      </w:pPr>
+      <w:r>
+        <w:rPr/>
       </w:r>
     </w:p>
     <w:p>
@@ -3673,8 +3751,8 @@
         <w:tblLook w:val="04a0" w:noVBand="1" w:noHBand="0" w:lastColumn="0" w:firstColumn="1" w:lastRow="0" w:firstRow="1"/>
       </w:tblPr>
       <w:tblGrid>
-        <w:gridCol w:w="8194"/>
-        <w:gridCol w:w="1136"/>
+        <w:gridCol w:w="8193"/>
+        <w:gridCol w:w="1137"/>
         <w:gridCol w:w="1136"/>
       </w:tblGrid>
       <w:tr>
@@ -3683,7 +3761,7 @@
         </w:trPr>
         <w:tc>
           <w:tcPr>
-            <w:tcW w:w="8194" w:type="dxa"/>
+            <w:tcW w:w="8193" w:type="dxa"/>
             <w:tcBorders/>
             <w:vAlign w:val="center"/>
           </w:tcPr>
@@ -3711,6 +3789,39 @@
                 <w:lang w:eastAsia="en-US" w:bidi="ar-SA"/>
               </w:rPr>
               <w:t>Punkty:</w:t>
+            </w:r>
+          </w:p>
+        </w:tc>
+        <w:tc>
+          <w:tcPr>
+            <w:tcW w:w="1137" w:type="dxa"/>
+            <w:tcBorders/>
+            <w:vAlign w:val="center"/>
+          </w:tcPr>
+          <w:p>
+            <w:pPr>
+              <w:pStyle w:val="PunktyTabela"/>
+              <w:widowControl/>
+              <w:suppressAutoHyphens w:val="true"/>
+              <w:spacing w:before="0" w:after="0"/>
+              <w:jc w:val="center"/>
+              <w:rPr>
+                <w:rFonts w:ascii="Calibri" w:hAnsi="Calibri" w:eastAsia="Calibri" w:cs="Arial"/>
+                <w:kern w:val="2"/>
+                <w:sz w:val="22"/>
+                <w:szCs w:val="22"/>
+                <w:lang w:eastAsia="en-US" w:bidi="ar-SA"/>
+              </w:rPr>
+            </w:pPr>
+            <w:r>
+              <w:rPr>
+                <w:rFonts w:eastAsia="Calibri" w:cs="Arial"/>
+                <w:kern w:val="2"/>
+                <w:sz w:val="22"/>
+                <w:szCs w:val="22"/>
+                <w:lang w:eastAsia="en-US" w:bidi="ar-SA"/>
+              </w:rPr>
+              <w:t>0</w:t>
             </w:r>
           </w:p>
         </w:tc>
@@ -3743,39 +3854,6 @@
                 <w:szCs w:val="22"/>
                 <w:lang w:eastAsia="en-US" w:bidi="ar-SA"/>
               </w:rPr>
-              <w:t>0</w:t>
-            </w:r>
-          </w:p>
-        </w:tc>
-        <w:tc>
-          <w:tcPr>
-            <w:tcW w:w="1136" w:type="dxa"/>
-            <w:tcBorders/>
-            <w:vAlign w:val="center"/>
-          </w:tcPr>
-          <w:p>
-            <w:pPr>
-              <w:pStyle w:val="PunktyTabela"/>
-              <w:widowControl/>
-              <w:suppressAutoHyphens w:val="true"/>
-              <w:spacing w:before="0" w:after="0"/>
-              <w:jc w:val="center"/>
-              <w:rPr>
-                <w:rFonts w:ascii="Calibri" w:hAnsi="Calibri" w:eastAsia="Calibri" w:cs="Arial"/>
-                <w:kern w:val="2"/>
-                <w:sz w:val="22"/>
-                <w:szCs w:val="22"/>
-                <w:lang w:eastAsia="en-US" w:bidi="ar-SA"/>
-              </w:rPr>
-            </w:pPr>
-            <w:r>
-              <w:rPr>
-                <w:rFonts w:eastAsia="Calibri" w:cs="Arial"/>
-                <w:kern w:val="2"/>
-                <w:sz w:val="22"/>
-                <w:szCs w:val="22"/>
-                <w:lang w:eastAsia="en-US" w:bidi="ar-SA"/>
-              </w:rPr>
               <w:t>1</w:t>
             </w:r>
           </w:p>
@@ -3818,44 +3896,7 @@
       </w:pPr>
       <w:r>
         <w:rPr/>
-        <w:drawing>
-          <wp:inline distT="0" distB="0" distL="0" distR="0">
-            <wp:extent cx="899795" cy="899795"/>
-            <wp:effectExtent l="0" t="0" r="0" b="0"/>
-            <wp:docPr id="12" name="Obraz 1338594412" descr="Obraz zawierający biały, design&#10;&#10;Zawartość wygenerowana przez AI może być niepoprawna."/>
-            <wp:cNvGraphicFramePr>
-              <a:graphicFrameLocks xmlns:a="http://schemas.openxmlformats.org/drawingml/2006/main" noChangeAspect="1"/>
-            </wp:cNvGraphicFramePr>
-            <a:graphic xmlns:a="http://schemas.openxmlformats.org/drawingml/2006/main">
-              <a:graphicData uri="http://schemas.openxmlformats.org/drawingml/2006/picture">
-                <pic:pic xmlns:pic="http://schemas.openxmlformats.org/drawingml/2006/picture">
-                  <pic:nvPicPr>
-                    <pic:cNvPr id="12" name="Obraz 1338594412" descr="Obraz zawierający biały, design&#10;&#10;Zawartość wygenerowana przez AI może być niepoprawna."/>
-                    <pic:cNvPicPr>
-                      <a:picLocks noChangeAspect="1" noChangeArrowheads="1"/>
-                    </pic:cNvPicPr>
-                  </pic:nvPicPr>
-                  <pic:blipFill>
-                    <a:blip r:embed="rId15"/>
-                    <a:stretch>
-                      <a:fillRect/>
-                    </a:stretch>
-                  </pic:blipFill>
-                  <pic:spPr bwMode="auto">
-                    <a:xfrm>
-                      <a:off x="0" y="0"/>
-                      <a:ext cx="899795" cy="899795"/>
-                    </a:xfrm>
-                    <a:prstGeom prst="rect">
-                      <a:avLst/>
-                    </a:prstGeom>
-                    <a:noFill/>
-                  </pic:spPr>
-                </pic:pic>
-              </a:graphicData>
-            </a:graphic>
-          </wp:inline>
-        </w:drawing>
+        <w:t xml:space="preserve">Nie zrobilem tego. Probowalem. </w:t>
       </w:r>
     </w:p>
     <w:p>
@@ -3883,8 +3924,8 @@
         <w:tblLook w:val="04a0" w:noVBand="1" w:noHBand="0" w:lastColumn="0" w:firstColumn="1" w:lastRow="0" w:firstRow="1"/>
       </w:tblPr>
       <w:tblGrid>
-        <w:gridCol w:w="8194"/>
-        <w:gridCol w:w="1136"/>
+        <w:gridCol w:w="8193"/>
+        <w:gridCol w:w="1137"/>
         <w:gridCol w:w="1136"/>
       </w:tblGrid>
       <w:tr>
@@ -3893,7 +3934,7 @@
         </w:trPr>
         <w:tc>
           <w:tcPr>
-            <w:tcW w:w="8194" w:type="dxa"/>
+            <w:tcW w:w="8193" w:type="dxa"/>
             <w:tcBorders/>
             <w:vAlign w:val="center"/>
           </w:tcPr>
@@ -3921,6 +3962,39 @@
                 <w:lang w:eastAsia="en-US" w:bidi="ar-SA"/>
               </w:rPr>
               <w:t>Punkty:</w:t>
+            </w:r>
+          </w:p>
+        </w:tc>
+        <w:tc>
+          <w:tcPr>
+            <w:tcW w:w="1137" w:type="dxa"/>
+            <w:tcBorders/>
+            <w:vAlign w:val="center"/>
+          </w:tcPr>
+          <w:p>
+            <w:pPr>
+              <w:pStyle w:val="PunktyTabela"/>
+              <w:widowControl/>
+              <w:suppressAutoHyphens w:val="true"/>
+              <w:spacing w:before="0" w:after="0"/>
+              <w:jc w:val="center"/>
+              <w:rPr>
+                <w:rFonts w:ascii="Calibri" w:hAnsi="Calibri" w:eastAsia="Calibri" w:cs="Arial"/>
+                <w:kern w:val="2"/>
+                <w:sz w:val="22"/>
+                <w:szCs w:val="22"/>
+                <w:lang w:eastAsia="en-US" w:bidi="ar-SA"/>
+              </w:rPr>
+            </w:pPr>
+            <w:r>
+              <w:rPr>
+                <w:rFonts w:eastAsia="Calibri" w:cs="Arial"/>
+                <w:kern w:val="2"/>
+                <w:sz w:val="22"/>
+                <w:szCs w:val="22"/>
+                <w:lang w:eastAsia="en-US" w:bidi="ar-SA"/>
+              </w:rPr>
+              <w:t>0</w:t>
             </w:r>
           </w:p>
         </w:tc>
@@ -3953,39 +4027,6 @@
                 <w:szCs w:val="22"/>
                 <w:lang w:eastAsia="en-US" w:bidi="ar-SA"/>
               </w:rPr>
-              <w:t>0</w:t>
-            </w:r>
-          </w:p>
-        </w:tc>
-        <w:tc>
-          <w:tcPr>
-            <w:tcW w:w="1136" w:type="dxa"/>
-            <w:tcBorders/>
-            <w:vAlign w:val="center"/>
-          </w:tcPr>
-          <w:p>
-            <w:pPr>
-              <w:pStyle w:val="PunktyTabela"/>
-              <w:widowControl/>
-              <w:suppressAutoHyphens w:val="true"/>
-              <w:spacing w:before="0" w:after="0"/>
-              <w:jc w:val="center"/>
-              <w:rPr>
-                <w:rFonts w:ascii="Calibri" w:hAnsi="Calibri" w:eastAsia="Calibri" w:cs="Arial"/>
-                <w:kern w:val="2"/>
-                <w:sz w:val="22"/>
-                <w:szCs w:val="22"/>
-                <w:lang w:eastAsia="en-US" w:bidi="ar-SA"/>
-              </w:rPr>
-            </w:pPr>
-            <w:r>
-              <w:rPr>
-                <w:rFonts w:eastAsia="Calibri" w:cs="Arial"/>
-                <w:kern w:val="2"/>
-                <w:sz w:val="22"/>
-                <w:szCs w:val="22"/>
-                <w:lang w:eastAsia="en-US" w:bidi="ar-SA"/>
-              </w:rPr>
               <w:t>1</w:t>
             </w:r>
           </w:p>
@@ -4143,12 +4184,12 @@
       </w:r>
     </w:p>
     <w:sectPr>
-      <w:headerReference w:type="even" r:id="rId16"/>
-      <w:headerReference w:type="default" r:id="rId17"/>
-      <w:headerReference w:type="first" r:id="rId18"/>
-      <w:footerReference w:type="even" r:id="rId19"/>
-      <w:footerReference w:type="default" r:id="rId20"/>
-      <w:footerReference w:type="first" r:id="rId21"/>
+      <w:headerReference w:type="even" r:id="rId15"/>
+      <w:headerReference w:type="default" r:id="rId16"/>
+      <w:headerReference w:type="first" r:id="rId17"/>
+      <w:footerReference w:type="even" r:id="rId18"/>
+      <w:footerReference w:type="default" r:id="rId19"/>
+      <w:footerReference w:type="first" r:id="rId20"/>
       <w:type w:val="nextPage"/>
       <w:pgSz w:w="11906" w:h="16838"/>
       <w:pgMar w:left="720" w:right="720" w:gutter="0" w:header="708" w:top="765" w:footer="708" w:bottom="765"/>

--- a/lab-c/PTW-LC-250A-barczyk-jakub.docx
+++ b/lab-c/PTW-LC-250A-barczyk-jakub.docx
@@ -4090,6 +4090,7 @@
       </w:pPr>
       <w:r>
         <w:rPr/>
+        <w:t>https://github.com/barczykjakub553-ui/barczykjakub553-ui.github.io/tree/3e4cf65721da63782c8956376540f360a75e468c/lab-c</w:t>
       </w:r>
     </w:p>
     <w:p>
@@ -4148,11 +4149,7 @@
       </w:pPr>
       <w:r>
         <w:rPr/>
-        <w:t>…</w:t>
-      </w:r>
-      <w:r>
-        <w:rPr/>
-        <w:t>podsumowanie…</w:t>
+        <w:t xml:space="preserve">Okej, ale notifications nie potrzebne. Dodatkowa bzdura a bardzo utrudnila mi zadanie. </w:t>
       </w:r>
     </w:p>
     <w:p>

--- a/lab-c/PTW-LC-250A-barczyk-jakub.docx
+++ b/lab-c/PTW-LC-250A-barczyk-jakub.docx
@@ -18,8 +18,8 @@
         <w:tblLook w:val="04a0" w:noVBand="1" w:noHBand="0" w:lastColumn="0" w:firstColumn="1" w:lastRow="0" w:firstRow="1"/>
       </w:tblPr>
       <w:tblGrid>
-        <w:gridCol w:w="1693"/>
-        <w:gridCol w:w="4256"/>
+        <w:gridCol w:w="1692"/>
+        <w:gridCol w:w="4257"/>
         <w:gridCol w:w="4507"/>
       </w:tblGrid>
       <w:tr>
@@ -28,7 +28,7 @@
         </w:trPr>
         <w:tc>
           <w:tcPr>
-            <w:tcW w:w="1693" w:type="dxa"/>
+            <w:tcW w:w="1692" w:type="dxa"/>
             <w:vMerge w:val="restart"/>
             <w:tcBorders>
               <w:top w:val="single" w:sz="4" w:space="0" w:color="D9D9D9"/>
@@ -128,7 +128,7 @@
         </w:tc>
         <w:tc>
           <w:tcPr>
-            <w:tcW w:w="4256" w:type="dxa"/>
+            <w:tcW w:w="4257" w:type="dxa"/>
             <w:vMerge w:val="restart"/>
             <w:tcBorders>
               <w:top w:val="single" w:sz="4" w:space="0" w:color="D9D9D9"/>
@@ -512,7 +512,7 @@
         </w:trPr>
         <w:tc>
           <w:tcPr>
-            <w:tcW w:w="1693" w:type="dxa"/>
+            <w:tcW w:w="1692" w:type="dxa"/>
             <w:vMerge w:val="continue"/>
             <w:tcBorders>
               <w:top w:val="single" w:sz="4" w:space="0" w:color="D9D9D9"/>
@@ -551,7 +551,7 @@
         </w:tc>
         <w:tc>
           <w:tcPr>
-            <w:tcW w:w="4256" w:type="dxa"/>
+            <w:tcW w:w="4257" w:type="dxa"/>
             <w:vMerge w:val="continue"/>
             <w:tcBorders>
               <w:top w:val="single" w:sz="4" w:space="0" w:color="D9D9D9"/>
@@ -619,7 +619,7 @@
         </w:trPr>
         <w:tc>
           <w:tcPr>
-            <w:tcW w:w="1693" w:type="dxa"/>
+            <w:tcW w:w="1692" w:type="dxa"/>
             <w:tcBorders>
               <w:top w:val="single" w:sz="4" w:space="0" w:color="D9D9D9"/>
               <w:start w:val="single" w:sz="4" w:space="0" w:color="D9D9D9"/>
@@ -705,7 +705,7 @@
         </w:tc>
         <w:tc>
           <w:tcPr>
-            <w:tcW w:w="4256" w:type="dxa"/>
+            <w:tcW w:w="4257" w:type="dxa"/>
             <w:vMerge w:val="continue"/>
             <w:tcBorders>
               <w:top w:val="single" w:sz="4" w:space="0" w:color="D9D9D9"/>
@@ -1447,8 +1447,8 @@
           <w:lang w:val="pl-PL"/>
         </w:rPr>
       </w:pPr>
-      <w:bookmarkStart w:id="4" w:name="_Toc146283465"/>
-      <w:bookmarkStart w:id="5" w:name="_Toc223385946"/>
+      <w:bookmarkStart w:id="4" w:name="_Toc223385946"/>
+      <w:bookmarkStart w:id="5" w:name="_Toc146283465"/>
       <w:r>
         <w:rPr>
           <w:lang w:val="pl-PL"/>
@@ -1497,8 +1497,8 @@
           <w:lang w:val="pl-PL"/>
         </w:rPr>
       </w:pPr>
-      <w:bookmarkStart w:id="6" w:name="_Toc223385947"/>
-      <w:bookmarkStart w:id="7" w:name="_Toc146283466"/>
+      <w:bookmarkStart w:id="6" w:name="_Toc146283466"/>
+      <w:bookmarkStart w:id="7" w:name="_Toc223385947"/>
       <w:r>
         <w:rPr>
           <w:lang w:val="pl-PL"/>
@@ -2105,8 +2105,8 @@
         <w:tblLook w:val="04a0" w:noVBand="1" w:noHBand="0" w:lastColumn="0" w:firstColumn="1" w:lastRow="0" w:firstRow="1"/>
       </w:tblPr>
       <w:tblGrid>
-        <w:gridCol w:w="8193"/>
-        <w:gridCol w:w="1137"/>
+        <w:gridCol w:w="8192"/>
+        <w:gridCol w:w="1138"/>
         <w:gridCol w:w="1136"/>
       </w:tblGrid>
       <w:tr>
@@ -2115,7 +2115,7 @@
         </w:trPr>
         <w:tc>
           <w:tcPr>
-            <w:tcW w:w="8193" w:type="dxa"/>
+            <w:tcW w:w="8192" w:type="dxa"/>
             <w:tcBorders/>
             <w:vAlign w:val="center"/>
           </w:tcPr>
@@ -2148,7 +2148,7 @@
         </w:tc>
         <w:tc>
           <w:tcPr>
-            <w:tcW w:w="1137" w:type="dxa"/>
+            <w:tcW w:w="1138" w:type="dxa"/>
             <w:tcBorders/>
             <w:vAlign w:val="center"/>
           </w:tcPr>
@@ -2472,8 +2472,8 @@
         <w:tblLook w:val="04a0" w:noVBand="1" w:noHBand="0" w:lastColumn="0" w:firstColumn="1" w:lastRow="0" w:firstRow="1"/>
       </w:tblPr>
       <w:tblGrid>
-        <w:gridCol w:w="8193"/>
-        <w:gridCol w:w="1137"/>
+        <w:gridCol w:w="8192"/>
+        <w:gridCol w:w="1138"/>
         <w:gridCol w:w="1136"/>
       </w:tblGrid>
       <w:tr>
@@ -2482,7 +2482,7 @@
         </w:trPr>
         <w:tc>
           <w:tcPr>
-            <w:tcW w:w="8193" w:type="dxa"/>
+            <w:tcW w:w="8192" w:type="dxa"/>
             <w:tcBorders/>
             <w:vAlign w:val="center"/>
           </w:tcPr>
@@ -2515,7 +2515,7 @@
         </w:tc>
         <w:tc>
           <w:tcPr>
-            <w:tcW w:w="1137" w:type="dxa"/>
+            <w:tcW w:w="1138" w:type="dxa"/>
             <w:tcBorders/>
             <w:vAlign w:val="center"/>
           </w:tcPr>
@@ -2597,7 +2597,59 @@
       </w:pPr>
       <w:r>
         <w:rPr/>
-        <w:t>Przedstaw zrzut ekranu przeglądarki proszącej o zgodę na udostępnienie geolokalizacji:</w:t>
+        <w:t>Przedstaw zrzut ekranu przeglądarki proszącej o zgodę na udostępnienie geolokalizac</w:t>
+      </w:r>
+      <w:r>
+        <w:drawing>
+          <wp:anchor distT="0" distB="0" distL="0" distR="0" simplePos="0" relativeHeight="7" behindDoc="0" locked="0" layoutInCell="0" allowOverlap="1">
+            <wp:simplePos x="0" y="0"/>
+            <wp:positionH relativeFrom="column">
+              <wp:posOffset>4514850</wp:posOffset>
+            </wp:positionH>
+            <wp:positionV relativeFrom="paragraph">
+              <wp:posOffset>238125</wp:posOffset>
+            </wp:positionV>
+            <wp:extent cx="2053590" cy="2092325"/>
+            <wp:effectExtent l="0" t="0" r="0" b="0"/>
+            <wp:wrapSquare wrapText="largest"/>
+            <wp:docPr id="5" name="Image5"/>
+            <wp:cNvGraphicFramePr>
+              <a:graphicFrameLocks xmlns:a="http://schemas.openxmlformats.org/drawingml/2006/main" noChangeAspect="1"/>
+            </wp:cNvGraphicFramePr>
+            <a:graphic xmlns:a="http://schemas.openxmlformats.org/drawingml/2006/main">
+              <a:graphicData uri="http://schemas.openxmlformats.org/drawingml/2006/picture">
+                <pic:pic xmlns:pic="http://schemas.openxmlformats.org/drawingml/2006/picture">
+                  <pic:nvPicPr>
+                    <pic:cNvPr id="5" name="Image5"/>
+                    <pic:cNvPicPr>
+                      <a:picLocks noChangeAspect="1" noChangeArrowheads="1"/>
+                    </pic:cNvPicPr>
+                  </pic:nvPicPr>
+                  <pic:blipFill>
+                    <a:blip r:embed="rId8"/>
+                    <a:stretch>
+                      <a:fillRect/>
+                    </a:stretch>
+                  </pic:blipFill>
+                  <pic:spPr bwMode="auto">
+                    <a:xfrm>
+                      <a:off x="0" y="0"/>
+                      <a:ext cx="2053590" cy="2092325"/>
+                    </a:xfrm>
+                    <a:prstGeom prst="rect">
+                      <a:avLst/>
+                    </a:prstGeom>
+                    <a:noFill/>
+                  </pic:spPr>
+                </pic:pic>
+              </a:graphicData>
+            </a:graphic>
+          </wp:anchor>
+        </w:drawing>
+      </w:r>
+      <w:r>
+        <w:rPr/>
+        <w:t>ji:</w:t>
       </w:r>
     </w:p>
     <w:p>
@@ -2619,7 +2671,7 @@
             <wp:extent cx="2416810" cy="958850"/>
             <wp:effectExtent l="0" t="0" r="0" b="0"/>
             <wp:wrapSquare wrapText="largest"/>
-            <wp:docPr id="5" name="Image4"/>
+            <wp:docPr id="6" name="Image4"/>
             <wp:cNvGraphicFramePr>
               <a:graphicFrameLocks xmlns:a="http://schemas.openxmlformats.org/drawingml/2006/main" noChangeAspect="1"/>
             </wp:cNvGraphicFramePr>
@@ -2627,13 +2679,13 @@
               <a:graphicData uri="http://schemas.openxmlformats.org/drawingml/2006/picture">
                 <pic:pic xmlns:pic="http://schemas.openxmlformats.org/drawingml/2006/picture">
                   <pic:nvPicPr>
-                    <pic:cNvPr id="5" name="Image4"/>
+                    <pic:cNvPr id="6" name="Image4"/>
                     <pic:cNvPicPr>
                       <a:picLocks noChangeAspect="1" noChangeArrowheads="1"/>
                     </pic:cNvPicPr>
                   </pic:nvPicPr>
                   <pic:blipFill>
-                    <a:blip r:embed="rId8"/>
+                    <a:blip r:embed="rId9"/>
                     <a:stretch>
                       <a:fillRect/>
                     </a:stretch>
@@ -2672,61 +2724,20 @@
       </w:pPr>
       <w:r>
         <w:rPr/>
-        <w:drawing>
-          <wp:anchor distT="0" distB="0" distL="0" distR="0" simplePos="0" relativeHeight="7" behindDoc="0" locked="0" layoutInCell="0" allowOverlap="1">
-            <wp:simplePos x="0" y="0"/>
-            <wp:positionH relativeFrom="column">
-              <wp:posOffset>4712970</wp:posOffset>
-            </wp:positionH>
-            <wp:positionV relativeFrom="paragraph">
-              <wp:posOffset>52070</wp:posOffset>
-            </wp:positionV>
-            <wp:extent cx="1012190" cy="1031240"/>
-            <wp:effectExtent l="0" t="0" r="0" b="0"/>
-            <wp:wrapSquare wrapText="largest"/>
-            <wp:docPr id="6" name="Image5"/>
-            <wp:cNvGraphicFramePr>
-              <a:graphicFrameLocks xmlns:a="http://schemas.openxmlformats.org/drawingml/2006/main" noChangeAspect="1"/>
-            </wp:cNvGraphicFramePr>
-            <a:graphic xmlns:a="http://schemas.openxmlformats.org/drawingml/2006/main">
-              <a:graphicData uri="http://schemas.openxmlformats.org/drawingml/2006/picture">
-                <pic:pic xmlns:pic="http://schemas.openxmlformats.org/drawingml/2006/picture">
-                  <pic:nvPicPr>
-                    <pic:cNvPr id="6" name="Image5"/>
-                    <pic:cNvPicPr>
-                      <a:picLocks noChangeAspect="1" noChangeArrowheads="1"/>
-                    </pic:cNvPicPr>
-                  </pic:nvPicPr>
-                  <pic:blipFill>
-                    <a:blip r:embed="rId9"/>
-                    <a:stretch>
-                      <a:fillRect/>
-                    </a:stretch>
-                  </pic:blipFill>
-                  <pic:spPr bwMode="auto">
-                    <a:xfrm>
-                      <a:off x="0" y="0"/>
-                      <a:ext cx="1012190" cy="1031240"/>
-                    </a:xfrm>
-                    <a:prstGeom prst="rect">
-                      <a:avLst/>
-                    </a:prstGeom>
-                    <a:noFill/>
-                  </pic:spPr>
-                </pic:pic>
-              </a:graphicData>
-            </a:graphic>
-          </wp:anchor>
-        </w:drawing>
       </w:r>
     </w:p>
     <w:p>
       <w:pPr>
         <w:pStyle w:val="Zadanie"/>
-        <w:rPr/>
-      </w:pPr>
-      <w:r>
-        <w:rPr/>
+        <w:rPr>
+          <w:highlight w:val="none"/>
+          <w:shd w:fill="81D41A" w:val="clear"/>
+        </w:rPr>
+      </w:pPr>
+      <w:r>
+        <w:rPr>
+          <w:shd w:fill="81D41A" w:val="clear"/>
+        </w:rPr>
         <w:t>Wstaw zrzut ekranu wycentrowanej mapki na pobranej geolokalizacji:</w:t>
       </w:r>
     </w:p>
@@ -2774,8 +2785,8 @@
         <w:tblLook w:val="04a0" w:noVBand="1" w:noHBand="0" w:lastColumn="0" w:firstColumn="1" w:lastRow="0" w:firstRow="1"/>
       </w:tblPr>
       <w:tblGrid>
-        <w:gridCol w:w="8193"/>
-        <w:gridCol w:w="1137"/>
+        <w:gridCol w:w="8192"/>
+        <w:gridCol w:w="1138"/>
         <w:gridCol w:w="1136"/>
       </w:tblGrid>
       <w:tr>
@@ -2784,7 +2795,7 @@
         </w:trPr>
         <w:tc>
           <w:tcPr>
-            <w:tcW w:w="8193" w:type="dxa"/>
+            <w:tcW w:w="8192" w:type="dxa"/>
             <w:tcBorders/>
             <w:vAlign w:val="center"/>
           </w:tcPr>
@@ -2817,7 +2828,7 @@
         </w:tc>
         <w:tc>
           <w:tcPr>
-            <w:tcW w:w="1137" w:type="dxa"/>
+            <w:tcW w:w="1138" w:type="dxa"/>
             <w:tcBorders/>
             <w:vAlign w:val="center"/>
           </w:tcPr>
@@ -2895,10 +2906,15 @@
     <w:p>
       <w:pPr>
         <w:pStyle w:val="Zadanie"/>
-        <w:rPr/>
-      </w:pPr>
-      <w:r>
-        <w:rPr/>
+        <w:rPr>
+          <w:highlight w:val="none"/>
+          <w:shd w:fill="81D41A" w:val="clear"/>
+        </w:rPr>
+      </w:pPr>
+      <w:r>
+        <w:rPr>
+          <w:shd w:fill="81D41A" w:val="clear"/>
+        </w:rPr>
         <w:t>Wstaw zrzut ekranu obrazujący zapisanie ustawionego fragmentu mapy dynamicznej do rastra w ca</w:t>
       </w:r>
       <w:r>
@@ -2906,12 +2922,12 @@
           <wp:anchor distT="0" distB="0" distL="0" distR="0" simplePos="0" relativeHeight="8" behindDoc="0" locked="0" layoutInCell="0" allowOverlap="1">
             <wp:simplePos x="0" y="0"/>
             <wp:positionH relativeFrom="column">
-              <wp:posOffset>5582285</wp:posOffset>
+              <wp:posOffset>5101590</wp:posOffset>
             </wp:positionH>
             <wp:positionV relativeFrom="paragraph">
-              <wp:posOffset>219075</wp:posOffset>
+              <wp:posOffset>-55880</wp:posOffset>
             </wp:positionV>
-            <wp:extent cx="1113155" cy="1141095"/>
+            <wp:extent cx="1777365" cy="1821815"/>
             <wp:effectExtent l="0" t="0" r="0" b="0"/>
             <wp:wrapSquare wrapText="largest"/>
             <wp:docPr id="7" name="Image6"/>
@@ -2936,7 +2952,7 @@
                   <pic:spPr bwMode="auto">
                     <a:xfrm>
                       <a:off x="0" y="0"/>
-                      <a:ext cx="1113155" cy="1141095"/>
+                      <a:ext cx="1777365" cy="1821815"/>
                     </a:xfrm>
                     <a:prstGeom prst="rect">
                       <a:avLst/>
@@ -2950,12 +2966,10 @@
         </w:drawing>
       </w:r>
       <w:r>
-        <w:rPr/>
-        <w:t xml:space="preserve">nvas: </w:t>
-      </w:r>
-      <w:r>
-        <w:rPr/>
-        <w:t>(losowosc jest wylaczana na tym zrzucie, jest to jedna linijka w kodzie ale pomaga w pracy)</w:t>
+        <w:rPr>
+          <w:shd w:fill="81D41A" w:val="clear"/>
+        </w:rPr>
+        <w:t>nvas: (</w:t>
       </w:r>
     </w:p>
     <w:p>
@@ -3002,8 +3016,8 @@
         <w:tblLook w:val="04a0" w:noVBand="1" w:noHBand="0" w:lastColumn="0" w:firstColumn="1" w:lastRow="0" w:firstRow="1"/>
       </w:tblPr>
       <w:tblGrid>
-        <w:gridCol w:w="8193"/>
-        <w:gridCol w:w="1137"/>
+        <w:gridCol w:w="8192"/>
+        <w:gridCol w:w="1138"/>
         <w:gridCol w:w="1136"/>
       </w:tblGrid>
       <w:tr>
@@ -3012,7 +3026,7 @@
         </w:trPr>
         <w:tc>
           <w:tcPr>
-            <w:tcW w:w="8193" w:type="dxa"/>
+            <w:tcW w:w="8192" w:type="dxa"/>
             <w:tcBorders/>
             <w:vAlign w:val="center"/>
           </w:tcPr>
@@ -3045,7 +3059,7 @@
         </w:tc>
         <w:tc>
           <w:tcPr>
-            <w:tcW w:w="1137" w:type="dxa"/>
+            <w:tcW w:w="1138" w:type="dxa"/>
             <w:tcBorders/>
             <w:vAlign w:val="center"/>
           </w:tcPr>
@@ -3135,7 +3149,7 @@
             <wp:positionV relativeFrom="paragraph">
               <wp:posOffset>193040</wp:posOffset>
             </wp:positionV>
-            <wp:extent cx="1203960" cy="1234440"/>
+            <wp:extent cx="1644015" cy="1685925"/>
             <wp:effectExtent l="0" t="0" r="0" b="0"/>
             <wp:wrapSquare wrapText="largest"/>
             <wp:docPr id="8" name="Image7"/>
@@ -3160,7 +3174,7 @@
                   <pic:spPr bwMode="auto">
                     <a:xfrm>
                       <a:off x="0" y="0"/>
-                      <a:ext cx="1203960" cy="1234440"/>
+                      <a:ext cx="1644015" cy="1685925"/>
                     </a:xfrm>
                     <a:prstGeom prst="rect">
                       <a:avLst/>
@@ -3175,12 +3189,20 @@
       </w:r>
       <w:r>
         <w:rPr/>
-        <w:t>Wstaw zrzut ekranu obrazujący podział mapy rastrowej na puzzle:</w:t>
+        <w:t>W</w:t>
+      </w:r>
+      <w:r>
+        <w:rPr>
+          <w:shd w:fill="81D41A" w:val="clear"/>
+        </w:rPr>
+        <w:t>staw zrzut ekranu obrazujący podział mapy rastrowej na puzzle:</w:t>
         <w:br/>
       </w:r>
       <w:r>
-        <w:rPr/>
-        <w:t>Losowosc jest wylaczana, tak jak wczesniej.</w:t>
+        <w:rPr>
+          <w:shd w:fill="81D41A" w:val="clear"/>
+        </w:rPr>
+        <w:t>Losowosc wlaczona</w:t>
       </w:r>
     </w:p>
     <w:p>
@@ -3236,8 +3258,8 @@
         <w:tblLook w:val="04a0" w:noVBand="1" w:noHBand="0" w:lastColumn="0" w:firstColumn="1" w:lastRow="0" w:firstRow="1"/>
       </w:tblPr>
       <w:tblGrid>
-        <w:gridCol w:w="8193"/>
-        <w:gridCol w:w="1137"/>
+        <w:gridCol w:w="8192"/>
+        <w:gridCol w:w="1138"/>
         <w:gridCol w:w="1136"/>
       </w:tblGrid>
       <w:tr>
@@ -3246,7 +3268,7 @@
         </w:trPr>
         <w:tc>
           <w:tcPr>
-            <w:tcW w:w="8193" w:type="dxa"/>
+            <w:tcW w:w="8192" w:type="dxa"/>
             <w:tcBorders/>
             <w:vAlign w:val="center"/>
           </w:tcPr>
@@ -3279,7 +3301,7 @@
         </w:tc>
         <w:tc>
           <w:tcPr>
-            <w:tcW w:w="1137" w:type="dxa"/>
+            <w:tcW w:w="1138" w:type="dxa"/>
             <w:tcBorders/>
             <w:vAlign w:val="center"/>
           </w:tcPr>
@@ -3357,14 +3379,21 @@
     <w:p>
       <w:pPr>
         <w:pStyle w:val="Zadanie"/>
-        <w:rPr/>
-      </w:pPr>
-      <w:r>
-        <w:rPr/>
+        <w:rPr>
+          <w:highlight w:val="none"/>
+          <w:shd w:fill="81D41A" w:val="clear"/>
+        </w:rPr>
+      </w:pPr>
+      <w:r>
+        <w:rPr>
+          <w:shd w:fill="81D41A" w:val="clear"/>
+        </w:rPr>
         <w:t>Ws</w:t>
       </w:r>
       <w:r>
-        <w:rPr/>
+        <w:rPr>
+          <w:shd w:fill="81D41A" w:val="clear"/>
+        </w:rPr>
         <w:drawing>
           <wp:anchor distT="0" distB="0" distL="0" distR="0" simplePos="0" relativeHeight="10" behindDoc="0" locked="0" layoutInCell="0" allowOverlap="1">
             <wp:simplePos x="0" y="0"/>
@@ -3423,7 +3452,7 @@
             <wp:positionV relativeFrom="paragraph">
               <wp:posOffset>209550</wp:posOffset>
             </wp:positionV>
-            <wp:extent cx="1890395" cy="1929765"/>
+            <wp:extent cx="1772285" cy="1809115"/>
             <wp:effectExtent l="0" t="0" r="0" b="0"/>
             <wp:wrapSquare wrapText="largest"/>
             <wp:docPr id="10" name="Image9"/>
@@ -3448,7 +3477,7 @@
                   <pic:spPr bwMode="auto">
                     <a:xfrm>
                       <a:off x="0" y="0"/>
-                      <a:ext cx="1890395" cy="1929765"/>
+                      <a:ext cx="1772285" cy="1809115"/>
                     </a:xfrm>
                     <a:prstGeom prst="rect">
                       <a:avLst/>
@@ -3462,7 +3491,9 @@
         </w:drawing>
       </w:r>
       <w:r>
-        <w:rPr/>
+        <w:rPr>
+          <w:shd w:fill="81D41A" w:val="clear"/>
+        </w:rPr>
         <w:t xml:space="preserve"> zrzuty ekranu obrazujące działanie mechanizmu Drag-and-Drop na puzzlach:</w:t>
       </w:r>
     </w:p>
@@ -3529,8 +3560,8 @@
         <w:tblLook w:val="04a0" w:noVBand="1" w:noHBand="0" w:lastColumn="0" w:firstColumn="1" w:lastRow="0" w:firstRow="1"/>
       </w:tblPr>
       <w:tblGrid>
-        <w:gridCol w:w="8193"/>
-        <w:gridCol w:w="1137"/>
+        <w:gridCol w:w="8192"/>
+        <w:gridCol w:w="1138"/>
         <w:gridCol w:w="1136"/>
       </w:tblGrid>
       <w:tr>
@@ -3539,7 +3570,7 @@
         </w:trPr>
         <w:tc>
           <w:tcPr>
-            <w:tcW w:w="8193" w:type="dxa"/>
+            <w:tcW w:w="8192" w:type="dxa"/>
             <w:tcBorders/>
             <w:vAlign w:val="center"/>
           </w:tcPr>
@@ -3572,7 +3603,7 @@
         </w:tc>
         <w:tc>
           <w:tcPr>
-            <w:tcW w:w="1137" w:type="dxa"/>
+            <w:tcW w:w="1138" w:type="dxa"/>
             <w:tcBorders/>
             <w:vAlign w:val="center"/>
           </w:tcPr>
@@ -3644,8 +3675,64 @@
         <w:rPr/>
       </w:pPr>
       <w:r>
-        <w:rPr/>
-        <w:t xml:space="preserve">Wstaw zrzut ekranu obrazujący działający mechanizm wykrywania poprawnego ułożenia wszystkich puzzli. Można ograniczyć się do wydrukowania komunikatu za pomocą </w:t>
+        <w:rPr>
+          <w:shd w:fill="81D41A" w:val="clear"/>
+        </w:rPr>
+        <w:t>Wstaw zrzut ekranu obrazujący działający mechanizm wykrywania poprawnego ułożenia wszystkich puzzli. Można</w:t>
+      </w:r>
+      <w:r>
+        <w:rPr/>
+        <w:t xml:space="preserve"> </w:t>
+      </w:r>
+      <w:r>
+        <w:rPr/>
+        <w:drawing>
+          <wp:anchor distT="0" distB="0" distL="0" distR="0" simplePos="0" relativeHeight="13" behindDoc="0" locked="0" layoutInCell="0" allowOverlap="1">
+            <wp:simplePos x="0" y="0"/>
+            <wp:positionH relativeFrom="column">
+              <wp:posOffset>-46990</wp:posOffset>
+            </wp:positionH>
+            <wp:positionV relativeFrom="paragraph">
+              <wp:posOffset>755650</wp:posOffset>
+            </wp:positionV>
+            <wp:extent cx="4808855" cy="1210310"/>
+            <wp:effectExtent l="0" t="0" r="0" b="0"/>
+            <wp:wrapSquare wrapText="largest"/>
+            <wp:docPr id="11" name="Image11"/>
+            <wp:cNvGraphicFramePr>
+              <a:graphicFrameLocks xmlns:a="http://schemas.openxmlformats.org/drawingml/2006/main" noChangeAspect="1"/>
+            </wp:cNvGraphicFramePr>
+            <a:graphic xmlns:a="http://schemas.openxmlformats.org/drawingml/2006/main">
+              <a:graphicData uri="http://schemas.openxmlformats.org/drawingml/2006/picture">
+                <pic:pic xmlns:pic="http://schemas.openxmlformats.org/drawingml/2006/picture">
+                  <pic:nvPicPr>
+                    <pic:cNvPr id="11" name="Image11"/>
+                    <pic:cNvPicPr>
+                      <a:picLocks noChangeAspect="1" noChangeArrowheads="1"/>
+                    </pic:cNvPicPr>
+                  </pic:nvPicPr>
+                  <pic:blipFill>
+                    <a:blip r:embed="rId14"/>
+                    <a:stretch>
+                      <a:fillRect/>
+                    </a:stretch>
+                  </pic:blipFill>
+                  <pic:spPr bwMode="auto">
+                    <a:xfrm>
+                      <a:off x="0" y="0"/>
+                      <a:ext cx="4808855" cy="1210310"/>
+                    </a:xfrm>
+                    <a:prstGeom prst="rect">
+                      <a:avLst/>
+                    </a:prstGeom>
+                    <a:noFill/>
+                  </pic:spPr>
+                </pic:pic>
+              </a:graphicData>
+            </a:graphic>
+          </wp:anchor>
+        </w:drawing>
+        <w:t xml:space="preserve">ograniczyć się do wydrukowania komunikatu za pomocą </w:t>
       </w:r>
       <w:r>
         <w:rPr>
@@ -3654,7 +3741,6 @@
         <w:t>console.debug()</w:t>
       </w:r>
       <w:r>
-        <w:rPr/>
         <w:drawing>
           <wp:anchor distT="0" distB="0" distL="0" distR="0" simplePos="0" relativeHeight="12" behindDoc="0" locked="0" layoutInCell="0" allowOverlap="1">
             <wp:simplePos x="0" y="0"/>
@@ -3667,7 +3753,7 @@
             <wp:extent cx="1330325" cy="822960"/>
             <wp:effectExtent l="0" t="0" r="0" b="0"/>
             <wp:wrapSquare wrapText="largest"/>
-            <wp:docPr id="11" name="Image10"/>
+            <wp:docPr id="12" name="Image10"/>
             <wp:cNvGraphicFramePr>
               <a:graphicFrameLocks xmlns:a="http://schemas.openxmlformats.org/drawingml/2006/main" noChangeAspect="1"/>
             </wp:cNvGraphicFramePr>
@@ -3675,13 +3761,13 @@
               <a:graphicData uri="http://schemas.openxmlformats.org/drawingml/2006/picture">
                 <pic:pic xmlns:pic="http://schemas.openxmlformats.org/drawingml/2006/picture">
                   <pic:nvPicPr>
-                    <pic:cNvPr id="11" name="Image10"/>
+                    <pic:cNvPr id="12" name="Image10"/>
                     <pic:cNvPicPr>
                       <a:picLocks noChangeAspect="1" noChangeArrowheads="1"/>
                     </pic:cNvPicPr>
                   </pic:nvPicPr>
                   <pic:blipFill>
-                    <a:blip r:embed="rId14"/>
+                    <a:blip r:embed="rId15"/>
                     <a:stretch>
                       <a:fillRect/>
                     </a:stretch>
@@ -3751,8 +3837,8 @@
         <w:tblLook w:val="04a0" w:noVBand="1" w:noHBand="0" w:lastColumn="0" w:firstColumn="1" w:lastRow="0" w:firstRow="1"/>
       </w:tblPr>
       <w:tblGrid>
-        <w:gridCol w:w="8193"/>
-        <w:gridCol w:w="1137"/>
+        <w:gridCol w:w="8192"/>
+        <w:gridCol w:w="1138"/>
         <w:gridCol w:w="1136"/>
       </w:tblGrid>
       <w:tr>
@@ -3761,7 +3847,7 @@
         </w:trPr>
         <w:tc>
           <w:tcPr>
-            <w:tcW w:w="8193" w:type="dxa"/>
+            <w:tcW w:w="8192" w:type="dxa"/>
             <w:tcBorders/>
             <w:vAlign w:val="center"/>
           </w:tcPr>
@@ -3794,7 +3880,7 @@
         </w:tc>
         <w:tc>
           <w:tcPr>
-            <w:tcW w:w="1137" w:type="dxa"/>
+            <w:tcW w:w="1138" w:type="dxa"/>
             <w:tcBorders/>
             <w:vAlign w:val="center"/>
           </w:tcPr>
@@ -3924,8 +4010,8 @@
         <w:tblLook w:val="04a0" w:noVBand="1" w:noHBand="0" w:lastColumn="0" w:firstColumn="1" w:lastRow="0" w:firstRow="1"/>
       </w:tblPr>
       <w:tblGrid>
-        <w:gridCol w:w="8193"/>
-        <w:gridCol w:w="1137"/>
+        <w:gridCol w:w="8192"/>
+        <w:gridCol w:w="1138"/>
         <w:gridCol w:w="1136"/>
       </w:tblGrid>
       <w:tr>
@@ -3934,7 +4020,7 @@
         </w:trPr>
         <w:tc>
           <w:tcPr>
-            <w:tcW w:w="8193" w:type="dxa"/>
+            <w:tcW w:w="8192" w:type="dxa"/>
             <w:tcBorders/>
             <w:vAlign w:val="center"/>
           </w:tcPr>
@@ -3967,7 +4053,7 @@
         </w:tc>
         <w:tc>
           <w:tcPr>
-            <w:tcW w:w="1137" w:type="dxa"/>
+            <w:tcW w:w="1138" w:type="dxa"/>
             <w:tcBorders/>
             <w:vAlign w:val="center"/>
           </w:tcPr>
@@ -4088,9 +4174,23 @@
         <w:pStyle w:val="Zadanie"/>
         <w:rPr/>
       </w:pPr>
-      <w:r>
-        <w:rPr/>
-        <w:t>https://github.com/barczykjakub553-ui/barczykjakub553-ui.github.io/tree/3e4cf65721da63782c8956376540f360a75e468c/lab-c</w:t>
+      <w:hyperlink r:id="rId16">
+        <w:r>
+          <w:rPr>
+            <w:rStyle w:val="Hyperlink"/>
+          </w:rPr>
+          <w:t>https://github.com/barczykjakub553-ui/barczykjakub553-ui.github.io/tree/main2</w:t>
+        </w:r>
+      </w:hyperlink>
+      <w:r>
+        <w:rPr/>
+        <w:t xml:space="preserve"> ← </w:t>
+      </w:r>
+      <w:r>
+        <w:rPr>
+          <w:shd w:fill="81D41A" w:val="clear"/>
+        </w:rPr>
+        <w:t>ze względu na problemy z GIT musi być tak</w:t>
       </w:r>
     </w:p>
     <w:p>
@@ -4181,12 +4281,12 @@
       </w:r>
     </w:p>
     <w:sectPr>
-      <w:headerReference w:type="even" r:id="rId15"/>
-      <w:headerReference w:type="default" r:id="rId16"/>
-      <w:headerReference w:type="first" r:id="rId17"/>
-      <w:footerReference w:type="even" r:id="rId18"/>
-      <w:footerReference w:type="default" r:id="rId19"/>
-      <w:footerReference w:type="first" r:id="rId20"/>
+      <w:headerReference w:type="even" r:id="rId17"/>
+      <w:headerReference w:type="default" r:id="rId18"/>
+      <w:headerReference w:type="first" r:id="rId19"/>
+      <w:footerReference w:type="even" r:id="rId20"/>
+      <w:footerReference w:type="default" r:id="rId21"/>
+      <w:footerReference w:type="first" r:id="rId22"/>
       <w:type w:val="nextPage"/>
       <w:pgSz w:w="11906" w:h="16838"/>
       <w:pgMar w:left="720" w:right="720" w:gutter="0" w:header="708" w:top="765" w:footer="708" w:bottom="765"/>
